--- a/lessons/6-4/homework.docx
+++ b/lessons/6-4/homework.docx
@@ -106,7 +106,55 @@
     </w:p>
     <w:p>
       <w:pPr>
-        <w:spacing w:after="60"/>
+        <w:keepNext/>
+        <w:spacing w:after="20" w:before="80"/>
+        <w:jc w:val="center"/>
+      </w:pPr>
+      <w:r>
+        <w:drawing>
+          <wp:inline distT="0" distB="0" distL="0" distR="0">
+            <wp:extent cx="1047750" cy="790575"/>
+            <wp:effectExtent t="0" r="0" b="0" l="0"/>
+            <wp:docPr id="1" name="" descr="" title=""/>
+            <wp:cNvGraphicFramePr>
+              <a:graphicFrameLocks xmlns:a="http://schemas.openxmlformats.org/drawingml/2006/main" noChangeAspect="1"/>
+            </wp:cNvGraphicFramePr>
+            <a:graphic xmlns:a="http://schemas.openxmlformats.org/drawingml/2006/main">
+              <a:graphicData uri="http://schemas.openxmlformats.org/drawingml/2006/picture">
+                <pic:pic xmlns:pic="http://schemas.openxmlformats.org/drawingml/2006/picture">
+                  <pic:nvPicPr>
+                    <pic:cNvPr id="0" name="" descr=""/>
+                    <pic:cNvPicPr>
+                      <a:picLocks noChangeAspect="1" noChangeArrowheads="1"/>
+                    </pic:cNvPicPr>
+                  </pic:nvPicPr>
+                  <pic:blipFill>
+                    <a:blip r:embed="rId7" cstate="none"/>
+                    <a:srcRect/>
+                    <a:stretch>
+                      <a:fillRect/>
+                    </a:stretch>
+                  </pic:blipFill>
+                  <pic:spPr bwMode="auto">
+                    <a:xfrm>
+                      <a:off x="0" y="0"/>
+                      <a:ext cx="1047750" cy="790575"/>
+                    </a:xfrm>
+                    <a:prstGeom prst="rect">
+                      <a:avLst/>
+                    </a:prstGeom>
+                  </pic:spPr>
+                </pic:pic>
+              </a:graphicData>
+            </a:graphic>
+          </wp:inline>
+        </w:drawing>
+      </w:r>
+    </w:p>
+    <w:p>
+      <w:pPr>
+        <w:keepNext/>
+        <w:spacing w:after="120"/>
       </w:pPr>
       <w:r>
         <w:rPr>
@@ -116,12 +164,60 @@
         <w:t xml:space="preserve">Commutative Property (Propiedad conmutativa)</w:t>
       </w:r>
       <w:r>
-        <w:t xml:space="preserve"> — Changing the order of addends or factors does not change the result</w:t>
-      </w:r>
-    </w:p>
-    <w:p>
-      <w:pPr>
-        <w:spacing w:after="60"/>
+        <w:t xml:space="preserve"> — You can change the order and get the same answer.</w:t>
+      </w:r>
+    </w:p>
+    <w:p>
+      <w:pPr>
+        <w:keepNext/>
+        <w:spacing w:after="20" w:before="80"/>
+        <w:jc w:val="center"/>
+      </w:pPr>
+      <w:r>
+        <w:drawing>
+          <wp:inline distT="0" distB="0" distL="0" distR="0">
+            <wp:extent cx="1047750" cy="790575"/>
+            <wp:effectExtent t="0" r="0" b="0" l="0"/>
+            <wp:docPr id="1" name="" descr="" title=""/>
+            <wp:cNvGraphicFramePr>
+              <a:graphicFrameLocks xmlns:a="http://schemas.openxmlformats.org/drawingml/2006/main" noChangeAspect="1"/>
+            </wp:cNvGraphicFramePr>
+            <a:graphic xmlns:a="http://schemas.openxmlformats.org/drawingml/2006/main">
+              <a:graphicData uri="http://schemas.openxmlformats.org/drawingml/2006/picture">
+                <pic:pic xmlns:pic="http://schemas.openxmlformats.org/drawingml/2006/picture">
+                  <pic:nvPicPr>
+                    <pic:cNvPr id="0" name="" descr=""/>
+                    <pic:cNvPicPr>
+                      <a:picLocks noChangeAspect="1" noChangeArrowheads="1"/>
+                    </pic:cNvPicPr>
+                  </pic:nvPicPr>
+                  <pic:blipFill>
+                    <a:blip r:embed="rId7" cstate="none"/>
+                    <a:srcRect/>
+                    <a:stretch>
+                      <a:fillRect/>
+                    </a:stretch>
+                  </pic:blipFill>
+                  <pic:spPr bwMode="auto">
+                    <a:xfrm>
+                      <a:off x="0" y="0"/>
+                      <a:ext cx="1047750" cy="790575"/>
+                    </a:xfrm>
+                    <a:prstGeom prst="rect">
+                      <a:avLst/>
+                    </a:prstGeom>
+                  </pic:spPr>
+                </pic:pic>
+              </a:graphicData>
+            </a:graphic>
+          </wp:inline>
+        </w:drawing>
+      </w:r>
+    </w:p>
+    <w:p>
+      <w:pPr>
+        <w:keepNext/>
+        <w:spacing w:after="120"/>
       </w:pPr>
       <w:r>
         <w:rPr>
@@ -131,12 +227,60 @@
         <w:t xml:space="preserve">Associative Property (Propiedad asociativa)</w:t>
       </w:r>
       <w:r>
-        <w:t xml:space="preserve"> — Changing the grouping of addends or factors does not change the result</w:t>
-      </w:r>
-    </w:p>
-    <w:p>
-      <w:pPr>
-        <w:spacing w:after="60"/>
+        <w:t xml:space="preserve"> — You can change the grouping and get the same answer.</w:t>
+      </w:r>
+    </w:p>
+    <w:p>
+      <w:pPr>
+        <w:keepNext/>
+        <w:spacing w:after="20" w:before="80"/>
+        <w:jc w:val="center"/>
+      </w:pPr>
+      <w:r>
+        <w:drawing>
+          <wp:inline distT="0" distB="0" distL="0" distR="0">
+            <wp:extent cx="1047750" cy="790575"/>
+            <wp:effectExtent t="0" r="0" b="0" l="0"/>
+            <wp:docPr id="1" name="" descr="" title=""/>
+            <wp:cNvGraphicFramePr>
+              <a:graphicFrameLocks xmlns:a="http://schemas.openxmlformats.org/drawingml/2006/main" noChangeAspect="1"/>
+            </wp:cNvGraphicFramePr>
+            <a:graphic xmlns:a="http://schemas.openxmlformats.org/drawingml/2006/main">
+              <a:graphicData uri="http://schemas.openxmlformats.org/drawingml/2006/picture">
+                <pic:pic xmlns:pic="http://schemas.openxmlformats.org/drawingml/2006/picture">
+                  <pic:nvPicPr>
+                    <pic:cNvPr id="0" name="" descr=""/>
+                    <pic:cNvPicPr>
+                      <a:picLocks noChangeAspect="1" noChangeArrowheads="1"/>
+                    </pic:cNvPicPr>
+                  </pic:nvPicPr>
+                  <pic:blipFill>
+                    <a:blip r:embed="rId7" cstate="none"/>
+                    <a:srcRect/>
+                    <a:stretch>
+                      <a:fillRect/>
+                    </a:stretch>
+                  </pic:blipFill>
+                  <pic:spPr bwMode="auto">
+                    <a:xfrm>
+                      <a:off x="0" y="0"/>
+                      <a:ext cx="1047750" cy="790575"/>
+                    </a:xfrm>
+                    <a:prstGeom prst="rect">
+                      <a:avLst/>
+                    </a:prstGeom>
+                  </pic:spPr>
+                </pic:pic>
+              </a:graphicData>
+            </a:graphic>
+          </wp:inline>
+        </w:drawing>
+      </w:r>
+    </w:p>
+    <w:p>
+      <w:pPr>
+        <w:keepNext/>
+        <w:spacing w:after="120"/>
       </w:pPr>
       <w:r>
         <w:rPr>
@@ -146,12 +290,60 @@
         <w:t xml:space="preserve">Identity Property (Propiedad de identidad)</w:t>
       </w:r>
       <w:r>
-        <w:t xml:space="preserve"> — Adding 0 or multiplying by 1 does not change the value</w:t>
-      </w:r>
-    </w:p>
-    <w:p>
-      <w:pPr>
-        <w:spacing w:after="60"/>
+        <w:t xml:space="preserve"> — Adding 0 or multiplying by 1 keeps the same value.</w:t>
+      </w:r>
+    </w:p>
+    <w:p>
+      <w:pPr>
+        <w:keepNext/>
+        <w:spacing w:after="20" w:before="80"/>
+        <w:jc w:val="center"/>
+      </w:pPr>
+      <w:r>
+        <w:drawing>
+          <wp:inline distT="0" distB="0" distL="0" distR="0">
+            <wp:extent cx="1047750" cy="790575"/>
+            <wp:effectExtent t="0" r="0" b="0" l="0"/>
+            <wp:docPr id="1" name="" descr="" title=""/>
+            <wp:cNvGraphicFramePr>
+              <a:graphicFrameLocks xmlns:a="http://schemas.openxmlformats.org/drawingml/2006/main" noChangeAspect="1"/>
+            </wp:cNvGraphicFramePr>
+            <a:graphic xmlns:a="http://schemas.openxmlformats.org/drawingml/2006/main">
+              <a:graphicData uri="http://schemas.openxmlformats.org/drawingml/2006/picture">
+                <pic:pic xmlns:pic="http://schemas.openxmlformats.org/drawingml/2006/picture">
+                  <pic:nvPicPr>
+                    <pic:cNvPr id="0" name="" descr=""/>
+                    <pic:cNvPicPr>
+                      <a:picLocks noChangeAspect="1" noChangeArrowheads="1"/>
+                    </pic:cNvPicPr>
+                  </pic:nvPicPr>
+                  <pic:blipFill>
+                    <a:blip r:embed="rId7" cstate="none"/>
+                    <a:srcRect/>
+                    <a:stretch>
+                      <a:fillRect/>
+                    </a:stretch>
+                  </pic:blipFill>
+                  <pic:spPr bwMode="auto">
+                    <a:xfrm>
+                      <a:off x="0" y="0"/>
+                      <a:ext cx="1047750" cy="790575"/>
+                    </a:xfrm>
+                    <a:prstGeom prst="rect">
+                      <a:avLst/>
+                    </a:prstGeom>
+                  </pic:spPr>
+                </pic:pic>
+              </a:graphicData>
+            </a:graphic>
+          </wp:inline>
+        </w:drawing>
+      </w:r>
+    </w:p>
+    <w:p>
+      <w:pPr>
+        <w:keepNext/>
+        <w:spacing w:after="120"/>
       </w:pPr>
       <w:r>
         <w:rPr>
@@ -161,12 +353,60 @@
         <w:t xml:space="preserve">Property (Propiedad)</w:t>
       </w:r>
       <w:r>
-        <w:t xml:space="preserve"> — A rule that is always true for a given operation</w:t>
-      </w:r>
-    </w:p>
-    <w:p>
-      <w:pPr>
-        <w:spacing w:after="60"/>
+        <w:t xml:space="preserve"> — A rule that is always true in math.</w:t>
+      </w:r>
+    </w:p>
+    <w:p>
+      <w:pPr>
+        <w:keepNext/>
+        <w:spacing w:after="20" w:before="80"/>
+        <w:jc w:val="center"/>
+      </w:pPr>
+      <w:r>
+        <w:drawing>
+          <wp:inline distT="0" distB="0" distL="0" distR="0">
+            <wp:extent cx="1047750" cy="790575"/>
+            <wp:effectExtent t="0" r="0" b="0" l="0"/>
+            <wp:docPr id="1" name="" descr="" title=""/>
+            <wp:cNvGraphicFramePr>
+              <a:graphicFrameLocks xmlns:a="http://schemas.openxmlformats.org/drawingml/2006/main" noChangeAspect="1"/>
+            </wp:cNvGraphicFramePr>
+            <a:graphic xmlns:a="http://schemas.openxmlformats.org/drawingml/2006/main">
+              <a:graphicData uri="http://schemas.openxmlformats.org/drawingml/2006/picture">
+                <pic:pic xmlns:pic="http://schemas.openxmlformats.org/drawingml/2006/picture">
+                  <pic:nvPicPr>
+                    <pic:cNvPr id="0" name="" descr=""/>
+                    <pic:cNvPicPr>
+                      <a:picLocks noChangeAspect="1" noChangeArrowheads="1"/>
+                    </pic:cNvPicPr>
+                  </pic:nvPicPr>
+                  <pic:blipFill>
+                    <a:blip r:embed="rId8" cstate="none"/>
+                    <a:srcRect/>
+                    <a:stretch>
+                      <a:fillRect/>
+                    </a:stretch>
+                  </pic:blipFill>
+                  <pic:spPr bwMode="auto">
+                    <a:xfrm>
+                      <a:off x="0" y="0"/>
+                      <a:ext cx="1047750" cy="790575"/>
+                    </a:xfrm>
+                    <a:prstGeom prst="rect">
+                      <a:avLst/>
+                    </a:prstGeom>
+                  </pic:spPr>
+                </pic:pic>
+              </a:graphicData>
+            </a:graphic>
+          </wp:inline>
+        </w:drawing>
+      </w:r>
+    </w:p>
+    <w:p>
+      <w:pPr>
+        <w:keepNext/>
+        <w:spacing w:after="120"/>
       </w:pPr>
       <w:r>
         <w:rPr>
@@ -176,12 +416,60 @@
         <w:t xml:space="preserve">Coefficient (Coeficiente)</w:t>
       </w:r>
       <w:r>
-        <w:t xml:space="preserve"> — The number multiplied by a variable</w:t>
-      </w:r>
-    </w:p>
-    <w:p>
-      <w:pPr>
-        <w:spacing w:after="60"/>
+        <w:t xml:space="preserve"> — The number in front of a letter, like the 3 in 3x.</w:t>
+      </w:r>
+    </w:p>
+    <w:p>
+      <w:pPr>
+        <w:keepNext/>
+        <w:spacing w:after="20" w:before="80"/>
+        <w:jc w:val="center"/>
+      </w:pPr>
+      <w:r>
+        <w:drawing>
+          <wp:inline distT="0" distB="0" distL="0" distR="0">
+            <wp:extent cx="1047750" cy="790575"/>
+            <wp:effectExtent t="0" r="0" b="0" l="0"/>
+            <wp:docPr id="1" name="" descr="" title=""/>
+            <wp:cNvGraphicFramePr>
+              <a:graphicFrameLocks xmlns:a="http://schemas.openxmlformats.org/drawingml/2006/main" noChangeAspect="1"/>
+            </wp:cNvGraphicFramePr>
+            <a:graphic xmlns:a="http://schemas.openxmlformats.org/drawingml/2006/main">
+              <a:graphicData uri="http://schemas.openxmlformats.org/drawingml/2006/picture">
+                <pic:pic xmlns:pic="http://schemas.openxmlformats.org/drawingml/2006/picture">
+                  <pic:nvPicPr>
+                    <pic:cNvPr id="0" name="" descr=""/>
+                    <pic:cNvPicPr>
+                      <a:picLocks noChangeAspect="1" noChangeArrowheads="1"/>
+                    </pic:cNvPicPr>
+                  </pic:nvPicPr>
+                  <pic:blipFill>
+                    <a:blip r:embed="rId9" cstate="none"/>
+                    <a:srcRect/>
+                    <a:stretch>
+                      <a:fillRect/>
+                    </a:stretch>
+                  </pic:blipFill>
+                  <pic:spPr bwMode="auto">
+                    <a:xfrm>
+                      <a:off x="0" y="0"/>
+                      <a:ext cx="1047750" cy="790575"/>
+                    </a:xfrm>
+                    <a:prstGeom prst="rect">
+                      <a:avLst/>
+                    </a:prstGeom>
+                  </pic:spPr>
+                </pic:pic>
+              </a:graphicData>
+            </a:graphic>
+          </wp:inline>
+        </w:drawing>
+      </w:r>
+    </w:p>
+    <w:p>
+      <w:pPr>
+        <w:keepNext/>
+        <w:spacing w:after="120"/>
       </w:pPr>
       <w:r>
         <w:rPr>
@@ -191,7 +479,7 @@
         <w:t xml:space="preserve">Like terms (Términos semejantes)</w:t>
       </w:r>
       <w:r>
-        <w:t xml:space="preserve"> — Terms with the same variable raised to the same power</w:t>
+        <w:t xml:space="preserve"> — Terms with the same letter, like 2x and 5x.</w:t>
       </w:r>
     </w:p>
     <w:p>

--- a/lessons/6-4/homework.docx
+++ b/lessons/6-4/homework.docx
@@ -24,7 +24,7 @@
           <w:i/>
           <w:iCs/>
         </w:rPr>
-        <w:t xml:space="preserve">Lesson 6-4  •  Standard 6.EE.3</w:t>
+        <w:t xml:space="preserve">Lesson 6-4  •  Standard 6.AT.7</w:t>
       </w:r>
     </w:p>
     <w:p>
@@ -1134,23 +1134,258 @@
           <w:b/>
           <w:bCs/>
         </w:rPr>
-        <w:t xml:space="preserve">6. Which property is shown by 4 + 7 = 7 + 4?</w:t>
-      </w:r>
-    </w:p>
-    <w:p>
-      <w:pPr>
-        <w:spacing w:after="40" w:before="0"/>
-      </w:pPr>
-      <w:r>
-        <w:t xml:space="preserve">     A. Commutative Property of Addition</w:t>
-      </w:r>
-    </w:p>
-    <w:p>
-      <w:pPr>
-        <w:spacing w:after="40" w:before="0"/>
-      </w:pPr>
-      <w:r>
-        <w:t xml:space="preserve">     B. Associative Property</w:t>
+        <w:t xml:space="preserve">6. onLevel — Spot the Common Mistake</w:t>
+      </w:r>
+    </w:p>
+    <w:p>
+      <w:pPr>
+        <w:spacing w:after="40" w:before="0"/>
+      </w:pPr>
+      <w:r>
+        <w:t xml:space="preserve">   Step 1 (Read): A student is working on Properties of Operations.</w:t>
+      </w:r>
+    </w:p>
+    <w:p>
+      <w:pPr>
+        <w:spacing w:after="40" w:before="0"/>
+      </w:pPr>
+      <w:r>
+        <w:t xml:space="preserve">   Step 2 (Attempt): They ignored the rule: Changing the order or the grouping of numbers being added or multiplied does not change the answer.</w:t>
+      </w:r>
+    </w:p>
+    <w:p>
+      <w:pPr>
+        <w:spacing w:after="40" w:before="0"/>
+      </w:pPr>
+      <w:r>
+        <w:t xml:space="preserve">   Step 3 (Check): The answer does not match the math rule from class.</w:t>
+      </w:r>
+    </w:p>
+    <w:p>
+      <w:pPr>
+        <w:spacing w:after="60" w:before="0"/>
+      </w:pPr>
+      <w:r>
+        <w:rPr>
+          <w:i/>
+          <w:iCs/>
+        </w:rPr>
+        <w:t xml:space="preserve">Which step has the mistake? Explain and fix it:</w:t>
+      </w:r>
+    </w:p>
+    <w:p>
+      <w:pPr>
+        <w:spacing w:after="60" w:before="120"/>
+      </w:pPr>
+      <w:r>
+        <w:rPr>
+          <w:color w:val="BBBBBB"/>
+        </w:rPr>
+        <w:t xml:space="preserve">______________________________________________________________________</w:t>
+      </w:r>
+    </w:p>
+    <w:p>
+      <w:pPr>
+        <w:spacing w:after="60" w:before="120"/>
+      </w:pPr>
+      <w:r>
+        <w:rPr>
+          <w:color w:val="BBBBBB"/>
+        </w:rPr>
+        <w:t xml:space="preserve">______________________________________________________________________</w:t>
+      </w:r>
+    </w:p>
+    <w:p>
+      <w:pPr>
+        <w:spacing w:after="60" w:before="120"/>
+      </w:pPr>
+      <w:r>
+        <w:rPr>
+          <w:color w:val="BBBBBB"/>
+        </w:rPr>
+        <w:t xml:space="preserve">______________________________________________________________________</w:t>
+      </w:r>
+    </w:p>
+    <w:p>
+      <w:pPr>
+        <w:spacing w:after="80" w:before="0"/>
+      </w:pPr>
+      <w:r>
+        <w:rPr>
+          <w:b/>
+          <w:bCs/>
+        </w:rPr>
+        <w:t xml:space="preserve">7. Drag each track on the playlist into the property of operations it shows. Ask yourself: did the order change, the grouping change, or did a 0 or 1 keep the value the same?</w:t>
+      </w:r>
+    </w:p>
+    <w:p>
+      <w:pPr>
+        <w:spacing w:after="80" w:before="0"/>
+      </w:pPr>
+      <w:r>
+        <w:rPr>
+          <w:i/>
+          <w:iCs/>
+        </w:rPr>
+        <w:t xml:space="preserve">Groups: Commutative Property   |   Associative Property   |   Distributive Property   |   Identity Property</w:t>
+      </w:r>
+    </w:p>
+    <w:p>
+      <w:pPr>
+        <w:spacing w:after="40" w:before="0"/>
+      </w:pPr>
+      <w:r>
+        <w:t xml:space="preserve">   • 2 + 5 = 5 + 2   → __________________</w:t>
+      </w:r>
+    </w:p>
+    <w:p>
+      <w:pPr>
+        <w:spacing w:after="40" w:before="0"/>
+      </w:pPr>
+      <w:r>
+        <w:t xml:space="preserve">   • 5 × 9 = 9 × 5   → __________________</w:t>
+      </w:r>
+    </w:p>
+    <w:p>
+      <w:pPr>
+        <w:spacing w:after="40" w:before="0"/>
+      </w:pPr>
+      <w:r>
+        <w:t xml:space="preserve">   • (2 + 6) + 4 = 2 + (6 + 4)   → __________________</w:t>
+      </w:r>
+    </w:p>
+    <w:p>
+      <w:pPr>
+        <w:spacing w:after="40" w:before="0"/>
+      </w:pPr>
+      <w:r>
+        <w:t xml:space="preserve">   • (3 × 2) × 5 = 3 × (2 × 5)   → __________________</w:t>
+      </w:r>
+    </w:p>
+    <w:p>
+      <w:pPr>
+        <w:spacing w:after="40" w:before="0"/>
+      </w:pPr>
+      <w:r>
+        <w:t xml:space="preserve">   • 5(7 + 2) = 5 × 7 + 5 × 2   → __________________</w:t>
+      </w:r>
+    </w:p>
+    <w:p>
+      <w:pPr>
+        <w:spacing w:after="40" w:before="0"/>
+      </w:pPr>
+      <w:r>
+        <w:t xml:space="preserve">   • 2(x + 5) = 2x + 10   → __________________</w:t>
+      </w:r>
+    </w:p>
+    <w:p>
+      <w:pPr>
+        <w:spacing w:after="40" w:before="0"/>
+      </w:pPr>
+      <w:r>
+        <w:t xml:space="preserve">   • 11 + 0 = 11   → __________________</w:t>
+      </w:r>
+    </w:p>
+    <w:p>
+      <w:pPr>
+        <w:spacing w:after="40" w:before="0"/>
+      </w:pPr>
+      <w:r>
+        <w:t xml:space="preserve">   • 6 × 1 = 6   → __________________</w:t>
+      </w:r>
+    </w:p>
+    <w:p>
+      <w:pPr>
+        <w:spacing w:after="60" w:before="120"/>
+      </w:pPr>
+      <w:r>
+        <w:rPr>
+          <w:color w:val="BBBBBB"/>
+        </w:rPr>
+        <w:t xml:space="preserve">______________________________________________________________________</w:t>
+      </w:r>
+    </w:p>
+    <w:p>
+      <w:pPr>
+        <w:spacing w:after="80" w:before="0"/>
+      </w:pPr>
+      <w:r>
+        <w:rPr>
+          <w:b/>
+          <w:bCs/>
+        </w:rPr>
+        <w:t xml:space="preserve">8. Track 2 on the playlist plays 5(7 + 2) = 5 × 7 + 5 × 2. Which property is this?</w:t>
+      </w:r>
+    </w:p>
+    <w:p>
+      <w:pPr>
+        <w:spacing w:after="40" w:before="0"/>
+      </w:pPr>
+      <w:r>
+        <w:t xml:space="preserve">     A. Distributive Property</w:t>
+      </w:r>
+    </w:p>
+    <w:p>
+      <w:pPr>
+        <w:spacing w:after="40" w:before="0"/>
+      </w:pPr>
+      <w:r>
+        <w:t xml:space="preserve">     B. Commutative Property</w:t>
+      </w:r>
+    </w:p>
+    <w:p>
+      <w:pPr>
+        <w:spacing w:after="40" w:before="0"/>
+      </w:pPr>
+      <w:r>
+        <w:t xml:space="preserve">     C. Associative Property</w:t>
+      </w:r>
+    </w:p>
+    <w:p>
+      <w:pPr>
+        <w:spacing w:after="40" w:before="0"/>
+      </w:pPr>
+      <w:r>
+        <w:t xml:space="preserve">     D. Identity Property</w:t>
+      </w:r>
+    </w:p>
+    <w:p>
+      <w:pPr>
+        <w:spacing w:after="60" w:before="120"/>
+      </w:pPr>
+      <w:r>
+        <w:rPr>
+          <w:color w:val="BBBBBB"/>
+        </w:rPr>
+        <w:t xml:space="preserve">______________________________________________________________________</w:t>
+      </w:r>
+    </w:p>
+    <w:p>
+      <w:pPr>
+        <w:spacing w:after="80" w:before="0"/>
+      </w:pPr>
+      <w:r>
+        <w:rPr>
+          <w:b/>
+          <w:bCs/>
+        </w:rPr>
+        <w:t xml:space="preserve">9. Track 3 plays (7 + 3) + 5 = 7 + (3 + 5). Only the parentheses moved. Which property is this?</w:t>
+      </w:r>
+    </w:p>
+    <w:p>
+      <w:pPr>
+        <w:spacing w:after="40" w:before="0"/>
+      </w:pPr>
+      <w:r>
+        <w:t xml:space="preserve">     A. Associative Property</w:t>
+      </w:r>
+    </w:p>
+    <w:p>
+      <w:pPr>
+        <w:spacing w:after="40" w:before="0"/>
+      </w:pPr>
+      <w:r>
+        <w:t xml:space="preserve">     B. Commutative Property</w:t>
       </w:r>
     </w:p>
     <w:p>
@@ -1189,149 +1424,39 @@
           <w:b/>
           <w:bCs/>
         </w:rPr>
-        <w:t xml:space="preserve">7. Which property is shown by (2 × 3) × 5 = 2 × (3 × 5)?</w:t>
-      </w:r>
-    </w:p>
-    <w:p>
-      <w:pPr>
-        <w:spacing w:after="40" w:before="0"/>
-      </w:pPr>
-      <w:r>
-        <w:t xml:space="preserve">     A. Associative Property of Multiplication</w:t>
-      </w:r>
-    </w:p>
-    <w:p>
-      <w:pPr>
-        <w:spacing w:after="40" w:before="0"/>
-      </w:pPr>
-      <w:r>
-        <w:t xml:space="preserve">     B. Commutative Property</w:t>
-      </w:r>
-    </w:p>
-    <w:p>
-      <w:pPr>
-        <w:spacing w:after="40" w:before="0"/>
-      </w:pPr>
-      <w:r>
-        <w:t xml:space="preserve">     C. Distributive Property</w:t>
-      </w:r>
-    </w:p>
-    <w:p>
-      <w:pPr>
-        <w:spacing w:after="40" w:before="0"/>
-      </w:pPr>
-      <w:r>
-        <w:t xml:space="preserve">     D. Identity Property</w:t>
-      </w:r>
-    </w:p>
-    <w:p>
-      <w:pPr>
-        <w:spacing w:after="60" w:before="120"/>
-      </w:pPr>
-      <w:r>
-        <w:rPr>
-          <w:color w:val="BBBBBB"/>
-        </w:rPr>
-        <w:t xml:space="preserve">______________________________________________________________________</w:t>
-      </w:r>
-    </w:p>
-    <w:p>
-      <w:pPr>
-        <w:spacing w:after="80" w:before="0"/>
-      </w:pPr>
-      <w:r>
-        <w:rPr>
-          <w:b/>
-          <w:bCs/>
-        </w:rPr>
-        <w:t xml:space="preserve">8. What number completes the Identity Property: 9 × ___ = 9?</w:t>
-      </w:r>
-    </w:p>
-    <w:p>
-      <w:pPr>
-        <w:spacing w:after="40" w:before="0"/>
-      </w:pPr>
-      <w:r>
-        <w:t xml:space="preserve">     A. 1</w:t>
-      </w:r>
-    </w:p>
-    <w:p>
-      <w:pPr>
-        <w:spacing w:after="40" w:before="0"/>
-      </w:pPr>
-      <w:r>
-        <w:t xml:space="preserve">     B. 0</w:t>
-      </w:r>
-    </w:p>
-    <w:p>
-      <w:pPr>
-        <w:spacing w:after="40" w:before="0"/>
-      </w:pPr>
-      <w:r>
-        <w:t xml:space="preserve">     C. 9</w:t>
-      </w:r>
-    </w:p>
-    <w:p>
-      <w:pPr>
-        <w:spacing w:after="40" w:before="0"/>
-      </w:pPr>
-      <w:r>
-        <w:t xml:space="preserve">     D. 81</w:t>
-      </w:r>
-    </w:p>
-    <w:p>
-      <w:pPr>
-        <w:spacing w:after="60" w:before="120"/>
-      </w:pPr>
-      <w:r>
-        <w:rPr>
-          <w:color w:val="BBBBBB"/>
-        </w:rPr>
-        <w:t xml:space="preserve">______________________________________________________________________</w:t>
-      </w:r>
-    </w:p>
-    <w:p>
-      <w:pPr>
-        <w:spacing w:after="80" w:before="0"/>
-      </w:pPr>
-      <w:r>
-        <w:rPr>
-          <w:b/>
-          <w:bCs/>
-        </w:rPr>
-        <w:t xml:space="preserve">9. Which equation shows the Distributive Property?</w:t>
-      </w:r>
-    </w:p>
-    <w:p>
-      <w:pPr>
-        <w:spacing w:after="40" w:before="0"/>
-      </w:pPr>
-      <w:r>
-        <w:t xml:space="preserve">     A. 3(x + 2) = 3x + 6</w:t>
-      </w:r>
-    </w:p>
-    <w:p>
-      <w:pPr>
-        <w:spacing w:after="40" w:before="0"/>
-      </w:pPr>
-      <w:r>
-        <w:t xml:space="preserve">     B. 3 + x = x + 3</w:t>
-      </w:r>
-    </w:p>
-    <w:p>
-      <w:pPr>
-        <w:spacing w:after="40" w:before="0"/>
-      </w:pPr>
-      <w:r>
-        <w:t xml:space="preserve">     C. (3x)y = 3(xy)</w:t>
-      </w:r>
-    </w:p>
-    <w:p>
-      <w:pPr>
-        <w:spacing w:after="40" w:before="0"/>
-      </w:pPr>
-      <w:r>
-        <w:t xml:space="preserve">     D. x + 0 = x</w:t>
+        <w:t xml:space="preserve">10. Track 4 plays 1 × y = y. Which property is this?</w:t>
+      </w:r>
+    </w:p>
+    <w:p>
+      <w:pPr>
+        <w:spacing w:after="40" w:before="0"/>
+      </w:pPr>
+      <w:r>
+        <w:t xml:space="preserve">     A. Identity Property</w:t>
+      </w:r>
+    </w:p>
+    <w:p>
+      <w:pPr>
+        <w:spacing w:after="40" w:before="0"/>
+      </w:pPr>
+      <w:r>
+        <w:t xml:space="preserve">     B. Distributive Property</w:t>
+      </w:r>
+    </w:p>
+    <w:p>
+      <w:pPr>
+        <w:spacing w:after="40" w:before="0"/>
+      </w:pPr>
+      <w:r>
+        <w:t xml:space="preserve">     C. Commutative Property</w:t>
+      </w:r>
+    </w:p>
+    <w:p>
+      <w:pPr>
+        <w:spacing w:after="40" w:before="0"/>
+      </w:pPr>
+      <w:r>
+        <w:t xml:space="preserve">     D. Associative Property</w:t>
       </w:r>
     </w:p>
     <w:p>
@@ -1377,10 +1502,22 @@
     </w:p>
     <w:p>
       <w:pPr>
+        <w:spacing w:after="20" w:before="0"/>
+      </w:pPr>
+      <w:r>
+        <w:t xml:space="preserve">     The order of the addends changed, so this is the Commutative Property of Addition.</w:t>
+      </w:r>
+    </w:p>
+    <w:p>
+      <w:pPr>
         <w:spacing w:after="80" w:before="0"/>
       </w:pPr>
       <w:r>
-        <w:t xml:space="preserve">     The order of the addends changed, so this is the Commutative Property of Addition.</w:t>
+        <w:rPr>
+          <w:i/>
+          <w:iCs/>
+        </w:rPr>
+        <w:t xml:space="preserve">     Watch for: A common mistake in Properties of Operations is skipping the key idea: "Changing the order or the grouping of numbers being added or multiplied does not change the answer." — always check your work against this rule before you submit.</w:t>
       </w:r>
     </w:p>
     <w:p>
@@ -1397,10 +1534,22 @@
     </w:p>
     <w:p>
       <w:pPr>
+        <w:spacing w:after="20" w:before="0"/>
+      </w:pPr>
+      <w:r>
+        <w:t xml:space="preserve">     The grouping (parentheses) changed but the order stayed the same, so this is the Associative Property of Multiplication.</w:t>
+      </w:r>
+    </w:p>
+    <w:p>
+      <w:pPr>
         <w:spacing w:after="80" w:before="0"/>
       </w:pPr>
       <w:r>
-        <w:t xml:space="preserve">     The grouping (parentheses) changed but the order stayed the same, so this is the Associative Property of Multiplication.</w:t>
+        <w:rPr>
+          <w:i/>
+          <w:iCs/>
+        </w:rPr>
+        <w:t xml:space="preserve">     Watch for: A common mistake in Properties of Operations is skipping the key idea: "Changing the order or the grouping of numbers being added or multiplied does not change the answer." — always check your work against this rule before you submit.</w:t>
       </w:r>
     </w:p>
     <w:p>
@@ -1592,7 +1741,127 @@
           <w:b/>
           <w:bCs/>
         </w:rPr>
-        <w:t xml:space="preserve">6. A. Commutative Property of Addition</w:t>
+        <w:t xml:space="preserve">6. onLevel — Spot the Common Mistake</w:t>
+      </w:r>
+    </w:p>
+    <w:p>
+      <w:pPr>
+        <w:spacing w:after="20" w:before="0"/>
+      </w:pPr>
+      <w:r>
+        <w:t xml:space="preserve">     The mistake is in Step 2.</w:t>
+      </w:r>
+    </w:p>
+    <w:p>
+      <w:pPr>
+        <w:spacing w:after="20" w:before="0"/>
+      </w:pPr>
+      <w:r>
+        <w:t xml:space="preserve">     Correct work: Follow the key idea: Changing the order or the grouping of numbers being added or multiplied does not change the answer.</w:t>
+      </w:r>
+    </w:p>
+    <w:p>
+      <w:pPr>
+        <w:spacing w:after="40" w:before="0"/>
+      </w:pPr>
+      <w:r>
+        <w:rPr>
+          <w:b/>
+          <w:bCs/>
+        </w:rPr>
+        <w:t xml:space="preserve">7. Correct groups:</w:t>
+      </w:r>
+    </w:p>
+    <w:p>
+      <w:pPr>
+        <w:spacing w:after="20" w:before="0"/>
+      </w:pPr>
+      <w:r>
+        <w:t xml:space="preserve">     2 + 5 = 5 + 2 → Commutative Property</w:t>
+      </w:r>
+    </w:p>
+    <w:p>
+      <w:pPr>
+        <w:spacing w:after="20" w:before="0"/>
+      </w:pPr>
+      <w:r>
+        <w:t xml:space="preserve">     5 × 9 = 9 × 5 → Commutative Property</w:t>
+      </w:r>
+    </w:p>
+    <w:p>
+      <w:pPr>
+        <w:spacing w:after="20" w:before="0"/>
+      </w:pPr>
+      <w:r>
+        <w:t xml:space="preserve">     (2 + 6) + 4 = 2 + (6 + 4) → Associative Property</w:t>
+      </w:r>
+    </w:p>
+    <w:p>
+      <w:pPr>
+        <w:spacing w:after="20" w:before="0"/>
+      </w:pPr>
+      <w:r>
+        <w:t xml:space="preserve">     (3 × 2) × 5 = 3 × (2 × 5) → Associative Property</w:t>
+      </w:r>
+    </w:p>
+    <w:p>
+      <w:pPr>
+        <w:spacing w:after="20" w:before="0"/>
+      </w:pPr>
+      <w:r>
+        <w:t xml:space="preserve">     5(7 + 2) = 5 × 7 + 5 × 2 → Distributive Property</w:t>
+      </w:r>
+    </w:p>
+    <w:p>
+      <w:pPr>
+        <w:spacing w:after="20" w:before="0"/>
+      </w:pPr>
+      <w:r>
+        <w:t xml:space="preserve">     2(x + 5) = 2x + 10 → Distributive Property</w:t>
+      </w:r>
+    </w:p>
+    <w:p>
+      <w:pPr>
+        <w:spacing w:after="20" w:before="0"/>
+      </w:pPr>
+      <w:r>
+        <w:t xml:space="preserve">     11 + 0 = 11 → Identity Property</w:t>
+      </w:r>
+    </w:p>
+    <w:p>
+      <w:pPr>
+        <w:spacing w:after="20" w:before="0"/>
+      </w:pPr>
+      <w:r>
+        <w:t xml:space="preserve">     6 × 1 = 6 → Identity Property</w:t>
+      </w:r>
+    </w:p>
+    <w:p>
+      <w:pPr>
+        <w:spacing w:after="40" w:before="0"/>
+      </w:pPr>
+      <w:r>
+        <w:t xml:space="preserve"/>
+      </w:r>
+    </w:p>
+    <w:p>
+      <w:pPr>
+        <w:spacing w:after="40" w:before="0"/>
+      </w:pPr>
+      <w:r>
+        <w:rPr>
+          <w:b/>
+          <w:bCs/>
+        </w:rPr>
+        <w:t xml:space="preserve">8. A. Distributive Property</w:t>
+      </w:r>
+    </w:p>
+    <w:p>
+      <w:pPr>
+        <w:spacing w:after="20" w:before="0"/>
+      </w:pPr>
+      <w:r>
+        <w:t xml:space="preserve">     Multiplying 5 across both numbers inside the parentheses (5 × 7 and 5 × 2) shows the Distributive Property.</w:t>
       </w:r>
     </w:p>
     <w:p>
@@ -1600,19 +1869,31 @@
         <w:spacing w:after="80" w:before="0"/>
       </w:pPr>
       <w:r>
-        <w:t xml:space="preserve">     Changing the order of addends shows the Commutative Property.</w:t>
-      </w:r>
-    </w:p>
-    <w:p>
-      <w:pPr>
-        <w:spacing w:after="40" w:before="0"/>
-      </w:pPr>
-      <w:r>
-        <w:rPr>
-          <w:b/>
-          <w:bCs/>
-        </w:rPr>
-        <w:t xml:space="preserve">7. A. Associative Property of Multiplication</w:t>
+        <w:rPr>
+          <w:i/>
+          <w:iCs/>
+        </w:rPr>
+        <w:t xml:space="preserve">     Watch for: A common mistake in Properties of Operations is skipping the key idea: "Changing the order or the grouping of numbers being added or multiplied does not change the answer." — always check your work against this rule before you submit.</w:t>
+      </w:r>
+    </w:p>
+    <w:p>
+      <w:pPr>
+        <w:spacing w:after="40" w:before="0"/>
+      </w:pPr>
+      <w:r>
+        <w:rPr>
+          <w:b/>
+          <w:bCs/>
+        </w:rPr>
+        <w:t xml:space="preserve">9. A. Associative Property</w:t>
+      </w:r>
+    </w:p>
+    <w:p>
+      <w:pPr>
+        <w:spacing w:after="20" w:before="0"/>
+      </w:pPr>
+      <w:r>
+        <w:t xml:space="preserve">     The grouping (parentheses) changed but the order of the numbers stayed the same, so this is the Associative Property.</w:t>
       </w:r>
     </w:p>
     <w:p>
@@ -1620,19 +1901,31 @@
         <w:spacing w:after="80" w:before="0"/>
       </w:pPr>
       <w:r>
-        <w:t xml:space="preserve">     Changing the grouping shows the Associative Property.</w:t>
-      </w:r>
-    </w:p>
-    <w:p>
-      <w:pPr>
-        <w:spacing w:after="40" w:before="0"/>
-      </w:pPr>
-      <w:r>
-        <w:rPr>
-          <w:b/>
-          <w:bCs/>
-        </w:rPr>
-        <w:t xml:space="preserve">8. A. 1</w:t>
+        <w:rPr>
+          <w:i/>
+          <w:iCs/>
+        </w:rPr>
+        <w:t xml:space="preserve">     Watch for: A common mistake in Properties of Operations is skipping the key idea: "Changing the order or the grouping of numbers being added or multiplied does not change the answer." — always check your work against this rule before you submit.</w:t>
+      </w:r>
+    </w:p>
+    <w:p>
+      <w:pPr>
+        <w:spacing w:after="40" w:before="0"/>
+      </w:pPr>
+      <w:r>
+        <w:rPr>
+          <w:b/>
+          <w:bCs/>
+        </w:rPr>
+        <w:t xml:space="preserve">10. A. Identity Property</w:t>
+      </w:r>
+    </w:p>
+    <w:p>
+      <w:pPr>
+        <w:spacing w:after="20" w:before="0"/>
+      </w:pPr>
+      <w:r>
+        <w:t xml:space="preserve">     Multiplying by 1 keeps the same value, so this is the Identity Property of Multiplication.</w:t>
       </w:r>
     </w:p>
     <w:p>
@@ -1640,27 +1933,11 @@
         <w:spacing w:after="80" w:before="0"/>
       </w:pPr>
       <w:r>
-        <w:t xml:space="preserve">     Multiplying by 1 keeps the value the same.</w:t>
-      </w:r>
-    </w:p>
-    <w:p>
-      <w:pPr>
-        <w:spacing w:after="40" w:before="0"/>
-      </w:pPr>
-      <w:r>
-        <w:rPr>
-          <w:b/>
-          <w:bCs/>
-        </w:rPr>
-        <w:t xml:space="preserve">9. A. 3(x + 2) = 3x + 6</w:t>
-      </w:r>
-    </w:p>
-    <w:p>
-      <w:pPr>
-        <w:spacing w:after="80" w:before="0"/>
-      </w:pPr>
-      <w:r>
-        <w:t xml:space="preserve">     Distributing 3 over (x + 2) gives 3x + 6.</w:t>
+        <w:rPr>
+          <w:i/>
+          <w:iCs/>
+        </w:rPr>
+        <w:t xml:space="preserve">     Watch for: A common mistake in Properties of Operations is skipping the key idea: "Changing the order or the grouping of numbers being added or multiplied does not change the answer." — always check your work against this rule before you submit.</w:t>
       </w:r>
     </w:p>
     <w:sectPr>

--- a/lessons/6-4/homework.docx
+++ b/lessons/6-4/homework.docx
@@ -413,73 +413,10 @@
           <w:b/>
           <w:bCs/>
         </w:rPr>
-        <w:t xml:space="preserve">Coefficient (Coeficiente)</w:t>
-      </w:r>
-      <w:r>
-        <w:t xml:space="preserve"> — The number in front of a letter, like the 3 in 3x.</w:t>
-      </w:r>
-    </w:p>
-    <w:p>
-      <w:pPr>
-        <w:keepNext/>
-        <w:spacing w:after="20" w:before="80"/>
-        <w:jc w:val="center"/>
-      </w:pPr>
-      <w:r>
-        <w:drawing>
-          <wp:inline distT="0" distB="0" distL="0" distR="0">
-            <wp:extent cx="1047750" cy="790575"/>
-            <wp:effectExtent t="0" r="0" b="0" l="0"/>
-            <wp:docPr id="1" name="" descr="" title=""/>
-            <wp:cNvGraphicFramePr>
-              <a:graphicFrameLocks xmlns:a="http://schemas.openxmlformats.org/drawingml/2006/main" noChangeAspect="1"/>
-            </wp:cNvGraphicFramePr>
-            <a:graphic xmlns:a="http://schemas.openxmlformats.org/drawingml/2006/main">
-              <a:graphicData uri="http://schemas.openxmlformats.org/drawingml/2006/picture">
-                <pic:pic xmlns:pic="http://schemas.openxmlformats.org/drawingml/2006/picture">
-                  <pic:nvPicPr>
-                    <pic:cNvPr id="0" name="" descr=""/>
-                    <pic:cNvPicPr>
-                      <a:picLocks noChangeAspect="1" noChangeArrowheads="1"/>
-                    </pic:cNvPicPr>
-                  </pic:nvPicPr>
-                  <pic:blipFill>
-                    <a:blip r:embed="rId9" cstate="none"/>
-                    <a:srcRect/>
-                    <a:stretch>
-                      <a:fillRect/>
-                    </a:stretch>
-                  </pic:blipFill>
-                  <pic:spPr bwMode="auto">
-                    <a:xfrm>
-                      <a:off x="0" y="0"/>
-                      <a:ext cx="1047750" cy="790575"/>
-                    </a:xfrm>
-                    <a:prstGeom prst="rect">
-                      <a:avLst/>
-                    </a:prstGeom>
-                  </pic:spPr>
-                </pic:pic>
-              </a:graphicData>
-            </a:graphic>
-          </wp:inline>
-        </w:drawing>
-      </w:r>
-    </w:p>
-    <w:p>
-      <w:pPr>
-        <w:keepNext/>
-        <w:spacing w:after="120"/>
-      </w:pPr>
-      <w:r>
-        <w:rPr>
-          <w:b/>
-          <w:bCs/>
-        </w:rPr>
-        <w:t xml:space="preserve">Like terms (Términos semejantes)</w:t>
-      </w:r>
-      <w:r>
-        <w:t xml:space="preserve"> — Terms with the same letter, like 2x and 5x.</w:t>
+        <w:t xml:space="preserve">Distributive Property (Propiedad distributiva)</w:t>
+      </w:r>
+      <w:r>
+        <w:t xml:space="preserve"> — You can multiply a number by each part inside the parentheses, then add.</w:t>
       </w:r>
     </w:p>
     <w:p>
@@ -1142,23 +1079,23 @@
         <w:spacing w:after="40" w:before="0"/>
       </w:pPr>
       <w:r>
-        <w:t xml:space="preserve">   Step 1 (Read): A student is working on Properties of Operations.</w:t>
-      </w:r>
-    </w:p>
-    <w:p>
-      <w:pPr>
-        <w:spacing w:after="40" w:before="0"/>
-      </w:pPr>
-      <w:r>
-        <w:t xml:space="preserve">   Step 2 (Attempt): They ignored the rule: Changing the order or the grouping of numbers being added or multiplied does not change the answer.</w:t>
-      </w:r>
-    </w:p>
-    <w:p>
-      <w:pPr>
-        <w:spacing w:after="40" w:before="0"/>
-      </w:pPr>
-      <w:r>
-        <w:t xml:space="preserve">   Step 3 (Check): The answer does not match the math rule from class.</w:t>
+        <w:t xml:space="preserve">   Step 1 (Statement): (2 + 3) + 4 = (3 + 2) + 4</w:t>
+      </w:r>
+    </w:p>
+    <w:p>
+      <w:pPr>
+        <w:spacing w:after="40" w:before="0"/>
+      </w:pPr>
+      <w:r>
+        <w:t xml:space="preserve">   Step 2 (Student's label): This shows the Associative Property.</w:t>
+      </w:r>
+    </w:p>
+    <w:p>
+      <w:pPr>
+        <w:spacing w:after="40" w:before="0"/>
+      </w:pPr>
+      <w:r>
+        <w:t xml:space="preserve">   Step 3 (Reasoning): There are parentheses, so the grouping must have changed.</w:t>
       </w:r>
     </w:p>
     <w:p>
@@ -1517,7 +1454,7 @@
           <w:i/>
           <w:iCs/>
         </w:rPr>
-        <w:t xml:space="preserve">     Watch for: A common mistake in Properties of Operations is skipping the key idea: "Changing the order or the grouping of numbers being added or multiplied does not change the answer." — always check your work against this rule before you submit.</w:t>
+        <w:t xml:space="preserve">     Watch for: A common mistake in Properties of Operations is applying the commutative property where it does not belong, or confusing it with the associative property. Students often assume 15 − 8 = 8 − 15 (it does not: 7 ≠ −7 — commutative only works for addition and multiplication), or they see parentheses move and call it "associative" even when the numbers inside just swapped places, like (2 + 3) + 4 = (3 + 2) + 4 (that is commutative — the order inside the parentheses changed, not the grouping). Before you label a property, ask: did only the order change (commutative), did only the grouping change (associative), or was a 0 or 1 involved (identity)?</w:t>
       </w:r>
     </w:p>
     <w:p>
@@ -1549,7 +1486,7 @@
           <w:i/>
           <w:iCs/>
         </w:rPr>
-        <w:t xml:space="preserve">     Watch for: A common mistake in Properties of Operations is skipping the key idea: "Changing the order or the grouping of numbers being added or multiplied does not change the answer." — always check your work against this rule before you submit.</w:t>
+        <w:t xml:space="preserve">     Watch for: A common mistake in Properties of Operations is applying the commutative property where it does not belong, or confusing it with the associative property. Students often assume 15 − 8 = 8 − 15 (it does not: 7 ≠ −7 — commutative only works for addition and multiplication), or they see parentheses move and call it "associative" even when the numbers inside just swapped places, like (2 + 3) + 4 = (3 + 2) + 4 (that is commutative — the order inside the parentheses changed, not the grouping). Before you label a property, ask: did only the order change (commutative), did only the grouping change (associative), or was a 0 or 1 involved (identity)?</w:t>
       </w:r>
     </w:p>
     <w:p>
@@ -1757,7 +1694,7 @@
         <w:spacing w:after="20" w:before="0"/>
       </w:pPr>
       <w:r>
-        <w:t xml:space="preserve">     Correct work: Follow the key idea: Changing the order or the grouping of numbers being added or multiplied does not change the answer.</w:t>
+        <w:t xml:space="preserve">     Correct work: This is actually the Commutative Property, not the Associative Property. Look inside the parentheses: 2 + 3 became 3 + 2 — the ORDER of the addends switched, but the grouping (the parentheses) stayed in the exact same place around the first two numbers. The Associative Property would move the parentheses, like (2 + 3) + 4 = 2 + (3 + 4). Both sides still equal 9, but the property shown is commutative.</w:t>
       </w:r>
     </w:p>
     <w:p>
@@ -1873,7 +1810,7 @@
           <w:i/>
           <w:iCs/>
         </w:rPr>
-        <w:t xml:space="preserve">     Watch for: A common mistake in Properties of Operations is skipping the key idea: "Changing the order or the grouping of numbers being added or multiplied does not change the answer." — always check your work against this rule before you submit.</w:t>
+        <w:t xml:space="preserve">     Watch for: A common mistake in Properties of Operations is applying the commutative property where it does not belong, or confusing it with the associative property. Students often assume 15 − 8 = 8 − 15 (it does not: 7 ≠ −7 — commutative only works for addition and multiplication), or they see parentheses move and call it "associative" even when the numbers inside just swapped places, like (2 + 3) + 4 = (3 + 2) + 4 (that is commutative — the order inside the parentheses changed, not the grouping). Before you label a property, ask: did only the order change (commutative), did only the grouping change (associative), or was a 0 or 1 involved (identity)?</w:t>
       </w:r>
     </w:p>
     <w:p>
@@ -1905,7 +1842,7 @@
           <w:i/>
           <w:iCs/>
         </w:rPr>
-        <w:t xml:space="preserve">     Watch for: A common mistake in Properties of Operations is skipping the key idea: "Changing the order or the grouping of numbers being added or multiplied does not change the answer." — always check your work against this rule before you submit.</w:t>
+        <w:t xml:space="preserve">     Watch for: A common mistake in Properties of Operations is applying the commutative property where it does not belong, or confusing it with the associative property. Students often assume 15 − 8 = 8 − 15 (it does not: 7 ≠ −7 — commutative only works for addition and multiplication), or they see parentheses move and call it "associative" even when the numbers inside just swapped places, like (2 + 3) + 4 = (3 + 2) + 4 (that is commutative — the order inside the parentheses changed, not the grouping). Before you label a property, ask: did only the order change (commutative), did only the grouping change (associative), or was a 0 or 1 involved (identity)?</w:t>
       </w:r>
     </w:p>
     <w:p>
@@ -1937,7 +1874,7 @@
           <w:i/>
           <w:iCs/>
         </w:rPr>
-        <w:t xml:space="preserve">     Watch for: A common mistake in Properties of Operations is skipping the key idea: "Changing the order or the grouping of numbers being added or multiplied does not change the answer." — always check your work against this rule before you submit.</w:t>
+        <w:t xml:space="preserve">     Watch for: A common mistake in Properties of Operations is applying the commutative property where it does not belong, or confusing it with the associative property. Students often assume 15 − 8 = 8 − 15 (it does not: 7 ≠ −7 — commutative only works for addition and multiplication), or they see parentheses move and call it "associative" even when the numbers inside just swapped places, like (2 + 3) + 4 = (3 + 2) + 4 (that is commutative — the order inside the parentheses changed, not the grouping). Before you label a property, ask: did only the order change (commutative), did only the grouping change (associative), or was a 0 or 1 involved (identity)?</w:t>
       </w:r>
     </w:p>
     <w:sectPr>

--- a/lessons/6-4/homework.docx
+++ b/lessons/6-4/homework.docx
@@ -12,7 +12,7 @@
           <w:b/>
           <w:bCs/>
         </w:rPr>
-        <w:t xml:space="preserve">Evaluate Expressions — Homework</w:t>
+        <w:t xml:space="preserve">Write and Evaluate Numerical Expressions with Exponents — Homework</w:t>
       </w:r>
     </w:p>
     <w:p>
@@ -24,7 +24,7 @@
           <w:i/>
           <w:iCs/>
         </w:rPr>
-        <w:t xml:space="preserve">Lesson 6-2  •  Standard 6.AT.6c</w:t>
+        <w:t xml:space="preserve">Lesson 6-4  •  Standard 6.AT.6c</w:t>
       </w:r>
     </w:p>
     <w:p>
@@ -161,10 +161,10 @@
           <w:b/>
           <w:bCs/>
         </w:rPr>
-        <w:t xml:space="preserve">Variable (Variable)</w:t>
-      </w:r>
-      <w:r>
-        <w:t xml:space="preserve"> — A letter that stands for an unknown number.</w:t>
+        <w:t xml:space="preserve">Evaluate Expressions (Evaluar expresiones)</w:t>
+      </w:r>
+      <w:r>
+        <w:t xml:space="preserve"> — Find the value of an expression by substituting numbers and following the order of operations.</w:t>
       </w:r>
     </w:p>
     <w:p>
@@ -224,73 +224,10 @@
           <w:b/>
           <w:bCs/>
         </w:rPr>
-        <w:t xml:space="preserve">Expression (Expresión)</w:t>
-      </w:r>
-      <w:r>
-        <w:t xml:space="preserve"> — A math phrase with numbers and letters, but no equal sign.</w:t>
-      </w:r>
-    </w:p>
-    <w:p>
-      <w:pPr>
-        <w:keepNext/>
-        <w:spacing w:after="20" w:before="80"/>
-        <w:jc w:val="center"/>
-      </w:pPr>
-      <w:r>
-        <w:drawing>
-          <wp:inline distT="0" distB="0" distL="0" distR="0">
-            <wp:extent cx="1047750" cy="790575"/>
-            <wp:effectExtent t="0" r="0" b="0" l="0"/>
-            <wp:docPr id="1" name="" descr="" title=""/>
-            <wp:cNvGraphicFramePr>
-              <a:graphicFrameLocks xmlns:a="http://schemas.openxmlformats.org/drawingml/2006/main" noChangeAspect="1"/>
-            </wp:cNvGraphicFramePr>
-            <a:graphic xmlns:a="http://schemas.openxmlformats.org/drawingml/2006/main">
-              <a:graphicData uri="http://schemas.openxmlformats.org/drawingml/2006/picture">
-                <pic:pic xmlns:pic="http://schemas.openxmlformats.org/drawingml/2006/picture">
-                  <pic:nvPicPr>
-                    <pic:cNvPr id="0" name="" descr=""/>
-                    <pic:cNvPicPr>
-                      <a:picLocks noChangeAspect="1" noChangeArrowheads="1"/>
-                    </pic:cNvPicPr>
-                  </pic:nvPicPr>
-                  <pic:blipFill>
-                    <a:blip r:embed="rId8" cstate="none"/>
-                    <a:srcRect/>
-                    <a:stretch>
-                      <a:fillRect/>
-                    </a:stretch>
-                  </pic:blipFill>
-                  <pic:spPr bwMode="auto">
-                    <a:xfrm>
-                      <a:off x="0" y="0"/>
-                      <a:ext cx="1047750" cy="790575"/>
-                    </a:xfrm>
-                    <a:prstGeom prst="rect">
-                      <a:avLst/>
-                    </a:prstGeom>
-                  </pic:spPr>
-                </pic:pic>
-              </a:graphicData>
-            </a:graphic>
-          </wp:inline>
-        </w:drawing>
-      </w:r>
-    </w:p>
-    <w:p>
-      <w:pPr>
-        <w:keepNext/>
-        <w:spacing w:after="120"/>
-      </w:pPr>
-      <w:r>
-        <w:rPr>
-          <w:b/>
-          <w:bCs/>
-        </w:rPr>
-        <w:t xml:space="preserve">Evaluate (Evaluar)</w:t>
-      </w:r>
-      <w:r>
-        <w:t xml:space="preserve"> — To find the value by putting numbers in for the letters.</w:t>
+        <w:t xml:space="preserve">Variable (Variable)</w:t>
+      </w:r>
+      <w:r>
+        <w:t xml:space="preserve"> — A letter that stands for a number that is unknown or can change.</w:t>
       </w:r>
     </w:p>
     <w:p>
@@ -350,10 +287,73 @@
           <w:b/>
           <w:bCs/>
         </w:rPr>
-        <w:t xml:space="preserve">Substitute (Sustituir)</w:t>
-      </w:r>
-      <w:r>
-        <w:t xml:space="preserve"> — To put a number in place of a letter.</w:t>
+        <w:t xml:space="preserve">Expression (Expresión)</w:t>
+      </w:r>
+      <w:r>
+        <w:t xml:space="preserve"> — A math phrase with numbers and letters, but no equal sign.</w:t>
+      </w:r>
+    </w:p>
+    <w:p>
+      <w:pPr>
+        <w:keepNext/>
+        <w:spacing w:after="20" w:before="80"/>
+        <w:jc w:val="center"/>
+      </w:pPr>
+      <w:r>
+        <w:drawing>
+          <wp:inline distT="0" distB="0" distL="0" distR="0">
+            <wp:extent cx="1047750" cy="790575"/>
+            <wp:effectExtent t="0" r="0" b="0" l="0"/>
+            <wp:docPr id="1" name="" descr="" title=""/>
+            <wp:cNvGraphicFramePr>
+              <a:graphicFrameLocks xmlns:a="http://schemas.openxmlformats.org/drawingml/2006/main" noChangeAspect="1"/>
+            </wp:cNvGraphicFramePr>
+            <a:graphic xmlns:a="http://schemas.openxmlformats.org/drawingml/2006/main">
+              <a:graphicData uri="http://schemas.openxmlformats.org/drawingml/2006/picture">
+                <pic:pic xmlns:pic="http://schemas.openxmlformats.org/drawingml/2006/picture">
+                  <pic:nvPicPr>
+                    <pic:cNvPr id="0" name="" descr=""/>
+                    <pic:cNvPicPr>
+                      <a:picLocks noChangeAspect="1" noChangeArrowheads="1"/>
+                    </pic:cNvPicPr>
+                  </pic:nvPicPr>
+                  <pic:blipFill>
+                    <a:blip r:embed="rId9" cstate="none"/>
+                    <a:srcRect/>
+                    <a:stretch>
+                      <a:fillRect/>
+                    </a:stretch>
+                  </pic:blipFill>
+                  <pic:spPr bwMode="auto">
+                    <a:xfrm>
+                      <a:off x="0" y="0"/>
+                      <a:ext cx="1047750" cy="790575"/>
+                    </a:xfrm>
+                    <a:prstGeom prst="rect">
+                      <a:avLst/>
+                    </a:prstGeom>
+                  </pic:spPr>
+                </pic:pic>
+              </a:graphicData>
+            </a:graphic>
+          </wp:inline>
+        </w:drawing>
+      </w:r>
+    </w:p>
+    <w:p>
+      <w:pPr>
+        <w:keepNext/>
+        <w:spacing w:after="120"/>
+      </w:pPr>
+      <w:r>
+        <w:rPr>
+          <w:b/>
+          <w:bCs/>
+        </w:rPr>
+        <w:t xml:space="preserve">Evaluate (Evaluar)</w:t>
+      </w:r>
+      <w:r>
+        <w:t xml:space="preserve"> — To find the value by putting numbers in for the letters.</w:t>
       </w:r>
     </w:p>
     <w:p>
@@ -413,10 +413,10 @@
           <w:b/>
           <w:bCs/>
         </w:rPr>
-        <w:t xml:space="preserve">Coefficient (Coeficiente)</w:t>
-      </w:r>
-      <w:r>
-        <w:t xml:space="preserve"> — The number in front of a letter, like the 3 in 3x.</w:t>
+        <w:t xml:space="preserve">Substitute (Sustituir)</w:t>
+      </w:r>
+      <w:r>
+        <w:t xml:space="preserve"> — To put a number in place of a letter.</w:t>
       </w:r>
     </w:p>
     <w:p>
@@ -476,10 +476,73 @@
           <w:b/>
           <w:bCs/>
         </w:rPr>
+        <w:t xml:space="preserve">Coefficient (Coeficiente)</w:t>
+      </w:r>
+      <w:r>
+        <w:t xml:space="preserve"> — The number in front of a letter, like the 3 in 3x.</w:t>
+      </w:r>
+    </w:p>
+    <w:p>
+      <w:pPr>
+        <w:keepNext/>
+        <w:spacing w:after="20" w:before="80"/>
+        <w:jc w:val="center"/>
+      </w:pPr>
+      <w:r>
+        <w:drawing>
+          <wp:inline distT="0" distB="0" distL="0" distR="0">
+            <wp:extent cx="1047750" cy="790575"/>
+            <wp:effectExtent t="0" r="0" b="0" l="0"/>
+            <wp:docPr id="1" name="" descr="" title=""/>
+            <wp:cNvGraphicFramePr>
+              <a:graphicFrameLocks xmlns:a="http://schemas.openxmlformats.org/drawingml/2006/main" noChangeAspect="1"/>
+            </wp:cNvGraphicFramePr>
+            <a:graphic xmlns:a="http://schemas.openxmlformats.org/drawingml/2006/main">
+              <a:graphicData uri="http://schemas.openxmlformats.org/drawingml/2006/picture">
+                <pic:pic xmlns:pic="http://schemas.openxmlformats.org/drawingml/2006/picture">
+                  <pic:nvPicPr>
+                    <pic:cNvPr id="0" name="" descr=""/>
+                    <pic:cNvPicPr>
+                      <a:picLocks noChangeAspect="1" noChangeArrowheads="1"/>
+                    </pic:cNvPicPr>
+                  </pic:nvPicPr>
+                  <pic:blipFill>
+                    <a:blip r:embed="rId12" cstate="none"/>
+                    <a:srcRect/>
+                    <a:stretch>
+                      <a:fillRect/>
+                    </a:stretch>
+                  </pic:blipFill>
+                  <pic:spPr bwMode="auto">
+                    <a:xfrm>
+                      <a:off x="0" y="0"/>
+                      <a:ext cx="1047750" cy="790575"/>
+                    </a:xfrm>
+                    <a:prstGeom prst="rect">
+                      <a:avLst/>
+                    </a:prstGeom>
+                  </pic:spPr>
+                </pic:pic>
+              </a:graphicData>
+            </a:graphic>
+          </wp:inline>
+        </w:drawing>
+      </w:r>
+    </w:p>
+    <w:p>
+      <w:pPr>
+        <w:keepNext/>
+        <w:spacing w:after="120"/>
+      </w:pPr>
+      <w:r>
+        <w:rPr>
+          <w:b/>
+          <w:bCs/>
+        </w:rPr>
         <w:t xml:space="preserve">Like terms (Términos semejantes)</w:t>
       </w:r>
       <w:r>
-        <w:t xml:space="preserve"> — Terms with the same letter, like 2x and 5x.</w:t>
+        <w:t xml:space="preserve"> — Terms with the same letter raised to the same power, like 2x and 5x.</w:t>
       </w:r>
     </w:p>
     <w:p>
@@ -1249,7 +1312,7 @@
           <w:b/>
           <w:bCs/>
         </w:rPr>
-        <w:t xml:space="preserve">6. onLevel — Spot the Common Mistake</w:t>
+        <w:t xml:space="preserve">6. Spot the Common Mistake</w:t>
       </w:r>
     </w:p>
     <w:p>
@@ -1970,7 +2033,7 @@
           <w:b/>
           <w:bCs/>
         </w:rPr>
-        <w:t xml:space="preserve">6. onLevel — Spot the Common Mistake</w:t>
+        <w:t xml:space="preserve">6. Spot the Common Mistake</w:t>
       </w:r>
     </w:p>
     <w:p>
@@ -1987,6 +2050,14 @@
       </w:pPr>
       <w:r>
         <w:t xml:space="preserve">     Correct work: 5(6) − 3 = 30 − 3 = 27. Follow the order of operations: multiply 5 × 6 = 30 FIRST, then subtract 3. There are no parentheses around 6 − 3, so you cannot subtract before multiplying.</w:t>
+      </w:r>
+    </w:p>
+    <w:p>
+      <w:pPr>
+        <w:spacing w:after="80" w:before="0"/>
+      </w:pPr>
+      <w:r>
+        <w:t xml:space="preserve">     Watch for: The step subtracted before multiplying, which would only be allowed if parentheses grouped 6 − 3. In 5(6) − 3 the multiplication comes first: 30 − 3 = 27. Inventing that grouping turned the problem into 5(6 − 3) and produced 15 instead.</w:t>
       </w:r>
     </w:p>
     <w:p>

--- a/lessons/6-4/homework.docx
+++ b/lessons/6-4/homework.docx
@@ -80,7 +80,7 @@
         <w:spacing w:after="60" w:before="0"/>
       </w:pPr>
       <w:r>
-        <w:t xml:space="preserve">Content: I can evaluate algebraic expressions by substituting values for the variables.</w:t>
+        <w:t xml:space="preserve">Content: I can write numerical expressions from a real situation and evaluate them using the order of operations, including powers.</w:t>
       </w:r>
     </w:p>
     <w:p>
@@ -88,7 +88,7 @@
         <w:spacing w:after="60" w:before="0"/>
       </w:pPr>
       <w:r>
-        <w:t xml:space="preserve">Language: I can explain my steps using the words variable, expression, evaluate, and substitute.</w:t>
+        <w:t xml:space="preserve">Language: I can explain my steps using the words expression, evaluate, order of operations, base, and exponent.</w:t>
       </w:r>
     </w:p>
     <w:p>
@@ -161,10 +161,73 @@
           <w:b/>
           <w:bCs/>
         </w:rPr>
-        <w:t xml:space="preserve">Evaluate Expressions (Evaluar expresiones)</w:t>
-      </w:r>
-      <w:r>
-        <w:t xml:space="preserve"> — Find the value of an expression by substituting numbers and following the order of operations.</w:t>
+        <w:t xml:space="preserve">Write and Evaluate Numerical Expressions with Exponents (Escribir y evaluar expresiones numéricas con exponentes)</w:t>
+      </w:r>
+      <w:r>
+        <w:t xml:space="preserve"> — Turning a situation into a number sentence without an equal sign, then finding its value in the correct order.</w:t>
+      </w:r>
+    </w:p>
+    <w:p>
+      <w:pPr>
+        <w:keepNext/>
+        <w:spacing w:after="20" w:before="80"/>
+        <w:jc w:val="center"/>
+      </w:pPr>
+      <w:r>
+        <w:drawing>
+          <wp:inline distT="0" distB="0" distL="0" distR="0">
+            <wp:extent cx="1047750" cy="790575"/>
+            <wp:effectExtent t="0" r="0" b="0" l="0"/>
+            <wp:docPr id="1" name="" descr="" title=""/>
+            <wp:cNvGraphicFramePr>
+              <a:graphicFrameLocks xmlns:a="http://schemas.openxmlformats.org/drawingml/2006/main" noChangeAspect="1"/>
+            </wp:cNvGraphicFramePr>
+            <a:graphic xmlns:a="http://schemas.openxmlformats.org/drawingml/2006/main">
+              <a:graphicData uri="http://schemas.openxmlformats.org/drawingml/2006/picture">
+                <pic:pic xmlns:pic="http://schemas.openxmlformats.org/drawingml/2006/picture">
+                  <pic:nvPicPr>
+                    <pic:cNvPr id="0" name="" descr=""/>
+                    <pic:cNvPicPr>
+                      <a:picLocks noChangeAspect="1" noChangeArrowheads="1"/>
+                    </pic:cNvPicPr>
+                  </pic:nvPicPr>
+                  <pic:blipFill>
+                    <a:blip r:embed="rId7" cstate="none"/>
+                    <a:srcRect/>
+                    <a:stretch>
+                      <a:fillRect/>
+                    </a:stretch>
+                  </pic:blipFill>
+                  <pic:spPr bwMode="auto">
+                    <a:xfrm>
+                      <a:off x="0" y="0"/>
+                      <a:ext cx="1047750" cy="790575"/>
+                    </a:xfrm>
+                    <a:prstGeom prst="rect">
+                      <a:avLst/>
+                    </a:prstGeom>
+                  </pic:spPr>
+                </pic:pic>
+              </a:graphicData>
+            </a:graphic>
+          </wp:inline>
+        </w:drawing>
+      </w:r>
+    </w:p>
+    <w:p>
+      <w:pPr>
+        <w:keepNext/>
+        <w:spacing w:after="120"/>
+      </w:pPr>
+      <w:r>
+        <w:rPr>
+          <w:b/>
+          <w:bCs/>
+        </w:rPr>
+        <w:t xml:space="preserve">Numerical expression (Expresión numérica)</w:t>
+      </w:r>
+      <w:r>
+        <w:t xml:space="preserve"> — A math phrase built from numbers and operations, with no equal sign and no variable.</w:t>
       </w:r>
     </w:p>
     <w:p>
@@ -224,10 +287,10 @@
           <w:b/>
           <w:bCs/>
         </w:rPr>
-        <w:t xml:space="preserve">Variable (Variable)</w:t>
-      </w:r>
-      <w:r>
-        <w:t xml:space="preserve"> — A letter that stands for a number that is unknown or can change.</w:t>
+        <w:t xml:space="preserve">Evaluate (Evaluar)</w:t>
+      </w:r>
+      <w:r>
+        <w:t xml:space="preserve"> — To find the single value an expression is worth by carrying out its operations in order.</w:t>
       </w:r>
     </w:p>
     <w:p>
@@ -287,73 +350,10 @@
           <w:b/>
           <w:bCs/>
         </w:rPr>
-        <w:t xml:space="preserve">Expression (Expresión)</w:t>
-      </w:r>
-      <w:r>
-        <w:t xml:space="preserve"> — A math phrase with numbers and letters, but no equal sign.</w:t>
-      </w:r>
-    </w:p>
-    <w:p>
-      <w:pPr>
-        <w:keepNext/>
-        <w:spacing w:after="20" w:before="80"/>
-        <w:jc w:val="center"/>
-      </w:pPr>
-      <w:r>
-        <w:drawing>
-          <wp:inline distT="0" distB="0" distL="0" distR="0">
-            <wp:extent cx="1047750" cy="790575"/>
-            <wp:effectExtent t="0" r="0" b="0" l="0"/>
-            <wp:docPr id="1" name="" descr="" title=""/>
-            <wp:cNvGraphicFramePr>
-              <a:graphicFrameLocks xmlns:a="http://schemas.openxmlformats.org/drawingml/2006/main" noChangeAspect="1"/>
-            </wp:cNvGraphicFramePr>
-            <a:graphic xmlns:a="http://schemas.openxmlformats.org/drawingml/2006/main">
-              <a:graphicData uri="http://schemas.openxmlformats.org/drawingml/2006/picture">
-                <pic:pic xmlns:pic="http://schemas.openxmlformats.org/drawingml/2006/picture">
-                  <pic:nvPicPr>
-                    <pic:cNvPr id="0" name="" descr=""/>
-                    <pic:cNvPicPr>
-                      <a:picLocks noChangeAspect="1" noChangeArrowheads="1"/>
-                    </pic:cNvPicPr>
-                  </pic:nvPicPr>
-                  <pic:blipFill>
-                    <a:blip r:embed="rId9" cstate="none"/>
-                    <a:srcRect/>
-                    <a:stretch>
-                      <a:fillRect/>
-                    </a:stretch>
-                  </pic:blipFill>
-                  <pic:spPr bwMode="auto">
-                    <a:xfrm>
-                      <a:off x="0" y="0"/>
-                      <a:ext cx="1047750" cy="790575"/>
-                    </a:xfrm>
-                    <a:prstGeom prst="rect">
-                      <a:avLst/>
-                    </a:prstGeom>
-                  </pic:spPr>
-                </pic:pic>
-              </a:graphicData>
-            </a:graphic>
-          </wp:inline>
-        </w:drawing>
-      </w:r>
-    </w:p>
-    <w:p>
-      <w:pPr>
-        <w:keepNext/>
-        <w:spacing w:after="120"/>
-      </w:pPr>
-      <w:r>
-        <w:rPr>
-          <w:b/>
-          <w:bCs/>
-        </w:rPr>
-        <w:t xml:space="preserve">Evaluate (Evaluar)</w:t>
-      </w:r>
-      <w:r>
-        <w:t xml:space="preserve"> — To find the value by putting numbers in for the letters.</w:t>
+        <w:t xml:space="preserve">Order of operations (Orden de las operaciones)</w:t>
+      </w:r>
+      <w:r>
+        <w:t xml:space="preserve"> — The agreed order for evaluating: grouping symbols, then exponents, then multiply and divide left to right, then add and subtract left to right.</w:t>
       </w:r>
     </w:p>
     <w:p>
@@ -413,10 +413,10 @@
           <w:b/>
           <w:bCs/>
         </w:rPr>
-        <w:t xml:space="preserve">Substitute (Sustituir)</w:t>
-      </w:r>
-      <w:r>
-        <w:t xml:space="preserve"> — To put a number in place of a letter.</w:t>
+        <w:t xml:space="preserve">Power (Potencia)</w:t>
+      </w:r>
+      <w:r>
+        <w:t xml:space="preserve"> — A short way to write repeated multiplication of the same factor, such as 2³ for 2 × 2 × 2.</w:t>
       </w:r>
     </w:p>
     <w:p>
@@ -476,10 +476,10 @@
           <w:b/>
           <w:bCs/>
         </w:rPr>
-        <w:t xml:space="preserve">Coefficient (Coeficiente)</w:t>
-      </w:r>
-      <w:r>
-        <w:t xml:space="preserve"> — The number in front of a letter, like the 3 in 3x.</w:t>
+        <w:t xml:space="preserve">Base (Base)</w:t>
+      </w:r>
+      <w:r>
+        <w:t xml:space="preserve"> — In a power, the number being multiplied by itself. In 2³ the base is 2.</w:t>
       </w:r>
     </w:p>
     <w:p>
@@ -507,7 +507,7 @@
                     </pic:cNvPicPr>
                   </pic:nvPicPr>
                   <pic:blipFill>
-                    <a:blip r:embed="rId12" cstate="none"/>
+                    <a:blip r:embed="rId10" cstate="none"/>
                     <a:srcRect/>
                     <a:stretch>
                       <a:fillRect/>
@@ -539,10 +539,10 @@
           <w:b/>
           <w:bCs/>
         </w:rPr>
-        <w:t xml:space="preserve">Like terms (Términos semejantes)</w:t>
-      </w:r>
-      <w:r>
-        <w:t xml:space="preserve"> — Terms with the same letter raised to the same power, like 2x and 5x.</w:t>
+        <w:t xml:space="preserve">Exponent (Exponente)</w:t>
+      </w:r>
+      <w:r>
+        <w:t xml:space="preserve"> — In a power, the small raised number that says how many times the base is used as a factor.</w:t>
       </w:r>
     </w:p>
     <w:p>
@@ -579,39 +579,39 @@
           <w:b/>
           <w:bCs/>
         </w:rPr>
-        <w:t xml:space="preserve">1. Evaluate 3x + 7 when x = 4.</w:t>
-      </w:r>
-    </w:p>
-    <w:p>
-      <w:pPr>
-        <w:spacing w:after="40" w:before="0"/>
-      </w:pPr>
-      <w:r>
-        <w:t xml:space="preserve">     A. 19</w:t>
-      </w:r>
-    </w:p>
-    <w:p>
-      <w:pPr>
-        <w:spacing w:after="40" w:before="0"/>
-      </w:pPr>
-      <w:r>
-        <w:t xml:space="preserve">     B. 34</w:t>
-      </w:r>
-    </w:p>
-    <w:p>
-      <w:pPr>
-        <w:spacing w:after="40" w:before="0"/>
-      </w:pPr>
-      <w:r>
-        <w:t xml:space="preserve">     C. 12</w:t>
-      </w:r>
-    </w:p>
-    <w:p>
-      <w:pPr>
-        <w:spacing w:after="40" w:before="0"/>
-      </w:pPr>
-      <w:r>
-        <w:t xml:space="preserve">     D. 14</w:t>
+        <w:t xml:space="preserve">1. Evaluate 3 + 4 × 2.</w:t>
+      </w:r>
+    </w:p>
+    <w:p>
+      <w:pPr>
+        <w:spacing w:after="40" w:before="0"/>
+      </w:pPr>
+      <w:r>
+        <w:t xml:space="preserve">     A. 11</w:t>
+      </w:r>
+    </w:p>
+    <w:p>
+      <w:pPr>
+        <w:spacing w:after="40" w:before="0"/>
+      </w:pPr>
+      <w:r>
+        <w:t xml:space="preserve">     B. 14</w:t>
+      </w:r>
+    </w:p>
+    <w:p>
+      <w:pPr>
+        <w:spacing w:after="40" w:before="0"/>
+      </w:pPr>
+      <w:r>
+        <w:t xml:space="preserve">     C. 24</w:t>
+      </w:r>
+    </w:p>
+    <w:p>
+      <w:pPr>
+        <w:spacing w:after="40" w:before="0"/>
+      </w:pPr>
+      <w:r>
+        <w:t xml:space="preserve">     D. 9</w:t>
       </w:r>
     </w:p>
     <w:p>
@@ -634,39 +634,39 @@
           <w:b/>
           <w:bCs/>
         </w:rPr>
-        <w:t xml:space="preserve">2. Evaluate 20 − 2n when n = 6.</w:t>
-      </w:r>
-    </w:p>
-    <w:p>
-      <w:pPr>
-        <w:spacing w:after="40" w:before="0"/>
-      </w:pPr>
-      <w:r>
-        <w:t xml:space="preserve">     A. 8</w:t>
-      </w:r>
-    </w:p>
-    <w:p>
-      <w:pPr>
-        <w:spacing w:after="40" w:before="0"/>
-      </w:pPr>
-      <w:r>
-        <w:t xml:space="preserve">     B. 14</w:t>
-      </w:r>
-    </w:p>
-    <w:p>
-      <w:pPr>
-        <w:spacing w:after="40" w:before="0"/>
-      </w:pPr>
-      <w:r>
-        <w:t xml:space="preserve">     C. 32</w:t>
-      </w:r>
-    </w:p>
-    <w:p>
-      <w:pPr>
-        <w:spacing w:after="40" w:before="0"/>
-      </w:pPr>
-      <w:r>
-        <w:t xml:space="preserve">     D. 12</w:t>
+        <w:t xml:space="preserve">2. What does 2³ mean?</w:t>
+      </w:r>
+    </w:p>
+    <w:p>
+      <w:pPr>
+        <w:spacing w:after="40" w:before="0"/>
+      </w:pPr>
+      <w:r>
+        <w:t xml:space="preserve">     A. 2 × 2 × 2</w:t>
+      </w:r>
+    </w:p>
+    <w:p>
+      <w:pPr>
+        <w:spacing w:after="40" w:before="0"/>
+      </w:pPr>
+      <w:r>
+        <w:t xml:space="preserve">     B. 2 × 3</w:t>
+      </w:r>
+    </w:p>
+    <w:p>
+      <w:pPr>
+        <w:spacing w:after="40" w:before="0"/>
+      </w:pPr>
+      <w:r>
+        <w:t xml:space="preserve">     C. 3 × 3</w:t>
+      </w:r>
+    </w:p>
+    <w:p>
+      <w:pPr>
+        <w:spacing w:after="40" w:before="0"/>
+      </w:pPr>
+      <w:r>
+        <w:t xml:space="preserve">     D. 2 + 2 + 2</w:t>
       </w:r>
     </w:p>
     <w:p>
@@ -689,7 +689,7 @@
           <w:b/>
           <w:bCs/>
         </w:rPr>
-        <w:t xml:space="preserve">3. Evaluate each expression for the given value of the variable.</w:t>
+        <w:t xml:space="preserve">3. Sofia buys 2 member tickets ($15), 4 non-member tickets ($20), and 8 student tickets (2³ dollars). Build the total.</w:t>
       </w:r>
     </w:p>
     <w:tbl>
@@ -708,7 +708,6 @@
         <w:gridCol w:w="100"/>
         <w:gridCol w:w="100"/>
         <w:gridCol w:w="100"/>
-        <w:gridCol w:w="100"/>
       </w:tblGrid>
       <w:tr>
         <w:trPr>
@@ -716,7 +715,21 @@
         </w:trPr>
         <w:tc>
           <w:tcPr>
-            <w:tcW w:type="pct" w:w="25%"/>
+            <w:tcW w:type="pct" w:w="33%"/>
+          </w:tcPr>
+          <w:p>
+            <w:r>
+              <w:rPr>
+                <w:b/>
+                <w:bCs/>
+              </w:rPr>
+              <w:t xml:space="preserve">Ticket type</w:t>
+            </w:r>
+          </w:p>
+        </w:tc>
+        <w:tc>
+          <w:tcPr>
+            <w:tcW w:type="pct" w:w="33%"/>
           </w:tcPr>
           <w:p>
             <w:r>
@@ -730,7 +743,7 @@
         </w:tc>
         <w:tc>
           <w:tcPr>
-            <w:tcW w:type="pct" w:w="25%"/>
+            <w:tcW w:type="pct" w:w="33%"/>
           </w:tcPr>
           <w:p>
             <w:r>
@@ -738,35 +751,7 @@
                 <w:b/>
                 <w:bCs/>
               </w:rPr>
-              <w:t xml:space="preserve">Variable Value</w:t>
-            </w:r>
-          </w:p>
-        </w:tc>
-        <w:tc>
-          <w:tcPr>
-            <w:tcW w:type="pct" w:w="25%"/>
-          </w:tcPr>
-          <w:p>
-            <w:r>
-              <w:rPr>
-                <w:b/>
-                <w:bCs/>
-              </w:rPr>
-              <w:t xml:space="preserve">Substitution</w:t>
-            </w:r>
-          </w:p>
-        </w:tc>
-        <w:tc>
-          <w:tcPr>
-            <w:tcW w:type="pct" w:w="25%"/>
-          </w:tcPr>
-          <w:p>
-            <w:r>
-              <w:rPr>
-                <w:b/>
-                <w:bCs/>
-              </w:rPr>
-              <w:t xml:space="preserve">Result</w:t>
+              <w:t xml:space="preserve">Cost</w:t>
             </w:r>
           </w:p>
         </w:tc>
@@ -774,7 +759,7 @@
       <w:tr>
         <w:tc>
           <w:tcPr>
-            <w:tcW w:type="pct" w:w="25%"/>
+            <w:tcW w:type="pct" w:w="33%"/>
           </w:tcPr>
           <w:p>
             <w:r>
@@ -782,13 +767,13 @@
                 <w:b w:val="false"/>
                 <w:bCs w:val="false"/>
               </w:rPr>
-              <w:t xml:space="preserve">5n − 3</w:t>
+              <w:t xml:space="preserve">Member</w:t>
             </w:r>
           </w:p>
         </w:tc>
         <w:tc>
           <w:tcPr>
-            <w:tcW w:type="pct" w:w="25%"/>
+            <w:tcW w:type="pct" w:w="33%"/>
           </w:tcPr>
           <w:p>
             <w:r>
@@ -796,13 +781,13 @@
                 <w:b w:val="false"/>
                 <w:bCs w:val="false"/>
               </w:rPr>
-              <w:t xml:space="preserve">n = 6</w:t>
+              <w:t xml:space="preserve">2 × 15</w:t>
             </w:r>
           </w:p>
         </w:tc>
         <w:tc>
           <w:tcPr>
-            <w:tcW w:type="pct" w:w="25%"/>
+            <w:tcW w:type="pct" w:w="33%"/>
           </w:tcPr>
           <w:p>
             <w:r>
@@ -810,13 +795,43 @@
                 <w:b w:val="false"/>
                 <w:bCs w:val="false"/>
               </w:rPr>
-              <w:t xml:space="preserve">5(6) − 3</w:t>
+              <w:t xml:space="preserve">30</w:t>
+            </w:r>
+          </w:p>
+        </w:tc>
+      </w:tr>
+      <w:tr>
+        <w:tc>
+          <w:tcPr>
+            <w:tcW w:type="pct" w:w="33%"/>
+          </w:tcPr>
+          <w:p>
+            <w:r>
+              <w:rPr>
+                <w:b w:val="false"/>
+                <w:bCs w:val="false"/>
+              </w:rPr>
+              <w:t xml:space="preserve">Non-member</w:t>
             </w:r>
           </w:p>
         </w:tc>
         <w:tc>
           <w:tcPr>
-            <w:tcW w:type="pct" w:w="25%"/>
+            <w:tcW w:type="pct" w:w="33%"/>
+          </w:tcPr>
+          <w:p>
+            <w:r>
+              <w:rPr>
+                <w:b w:val="false"/>
+                <w:bCs w:val="false"/>
+              </w:rPr>
+              <w:t xml:space="preserve">4 × 20</w:t>
+            </w:r>
+          </w:p>
+        </w:tc>
+        <w:tc>
+          <w:tcPr>
+            <w:tcW w:type="pct" w:w="33%"/>
           </w:tcPr>
           <w:p>
             <w:r>
@@ -832,7 +847,7 @@
       <w:tr>
         <w:tc>
           <w:tcPr>
-            <w:tcW w:type="pct" w:w="25%"/>
+            <w:tcW w:type="pct" w:w="33%"/>
           </w:tcPr>
           <w:p>
             <w:r>
@@ -840,13 +855,13 @@
                 <w:b w:val="false"/>
                 <w:bCs w:val="false"/>
               </w:rPr>
-              <w:t xml:space="preserve">n² + 4</w:t>
+              <w:t xml:space="preserve">Student</w:t>
             </w:r>
           </w:p>
         </w:tc>
         <w:tc>
           <w:tcPr>
-            <w:tcW w:type="pct" w:w="25%"/>
+            <w:tcW w:type="pct" w:w="33%"/>
           </w:tcPr>
           <w:p>
             <w:r>
@@ -854,143 +869,13 @@
                 <w:b w:val="false"/>
                 <w:bCs w:val="false"/>
               </w:rPr>
-              <w:t xml:space="preserve">n = 3</w:t>
+              <w:t xml:space="preserve">8 × 2³</w:t>
             </w:r>
           </w:p>
         </w:tc>
         <w:tc>
           <w:tcPr>
-            <w:tcW w:type="pct" w:w="25%"/>
-          </w:tcPr>
-          <w:p>
-            <w:r>
-              <w:rPr>
-                <w:b w:val="false"/>
-                <w:bCs w:val="false"/>
-              </w:rPr>
-              <w:t xml:space="preserve">3² + 4</w:t>
-            </w:r>
-          </w:p>
-        </w:tc>
-        <w:tc>
-          <w:tcPr>
-            <w:tcW w:type="pct" w:w="25%"/>
-          </w:tcPr>
-          <w:p>
-            <w:r>
-              <w:rPr>
-                <w:b w:val="false"/>
-                <w:bCs w:val="false"/>
-              </w:rPr>
-              <w:t xml:space="preserve"> </w:t>
-            </w:r>
-          </w:p>
-        </w:tc>
-      </w:tr>
-      <w:tr>
-        <w:tc>
-          <w:tcPr>
-            <w:tcW w:type="pct" w:w="25%"/>
-          </w:tcPr>
-          <w:p>
-            <w:r>
-              <w:rPr>
-                <w:b w:val="false"/>
-                <w:bCs w:val="false"/>
-              </w:rPr>
-              <w:t xml:space="preserve">2(n + 8)</w:t>
-            </w:r>
-          </w:p>
-        </w:tc>
-        <w:tc>
-          <w:tcPr>
-            <w:tcW w:type="pct" w:w="25%"/>
-          </w:tcPr>
-          <w:p>
-            <w:r>
-              <w:rPr>
-                <w:b w:val="false"/>
-                <w:bCs w:val="false"/>
-              </w:rPr>
-              <w:t xml:space="preserve">n = 5</w:t>
-            </w:r>
-          </w:p>
-        </w:tc>
-        <w:tc>
-          <w:tcPr>
-            <w:tcW w:type="pct" w:w="25%"/>
-          </w:tcPr>
-          <w:p>
-            <w:r>
-              <w:rPr>
-                <w:b w:val="false"/>
-                <w:bCs w:val="false"/>
-              </w:rPr>
-              <w:t xml:space="preserve">2(5 + 8)</w:t>
-            </w:r>
-          </w:p>
-        </w:tc>
-        <w:tc>
-          <w:tcPr>
-            <w:tcW w:type="pct" w:w="25%"/>
-          </w:tcPr>
-          <w:p>
-            <w:r>
-              <w:rPr>
-                <w:b w:val="false"/>
-                <w:bCs w:val="false"/>
-              </w:rPr>
-              <w:t xml:space="preserve"> </w:t>
-            </w:r>
-          </w:p>
-        </w:tc>
-      </w:tr>
-      <w:tr>
-        <w:tc>
-          <w:tcPr>
-            <w:tcW w:type="pct" w:w="25%"/>
-          </w:tcPr>
-          <w:p>
-            <w:r>
-              <w:rPr>
-                <w:b w:val="false"/>
-                <w:bCs w:val="false"/>
-              </w:rPr>
-              <w:t xml:space="preserve">40 − 3n</w:t>
-            </w:r>
-          </w:p>
-        </w:tc>
-        <w:tc>
-          <w:tcPr>
-            <w:tcW w:type="pct" w:w="25%"/>
-          </w:tcPr>
-          <w:p>
-            <w:r>
-              <w:rPr>
-                <w:b w:val="false"/>
-                <w:bCs w:val="false"/>
-              </w:rPr>
-              <w:t xml:space="preserve">n = 7</w:t>
-            </w:r>
-          </w:p>
-        </w:tc>
-        <w:tc>
-          <w:tcPr>
-            <w:tcW w:type="pct" w:w="25%"/>
-          </w:tcPr>
-          <w:p>
-            <w:r>
-              <w:rPr>
-                <w:b w:val="false"/>
-                <w:bCs w:val="false"/>
-              </w:rPr>
-              <w:t xml:space="preserve">40 − 3(7)</w:t>
-            </w:r>
-          </w:p>
-        </w:tc>
-        <w:tc>
-          <w:tcPr>
-            <w:tcW w:type="pct" w:w="25%"/>
+            <w:tcW w:type="pct" w:w="33%"/>
           </w:tcPr>
           <w:p>
             <w:r>
@@ -1024,7 +909,62 @@
           <w:b/>
           <w:bCs/>
         </w:rPr>
-        <w:t xml:space="preserve">4. Evaluate each expression when a = 3. Sort by whether the result is greater than 15 or not.</w:t>
+        <w:t xml:space="preserve">4. What is the total of 2 × 15 + 4 × 20 + 8 × 2³?</w:t>
+      </w:r>
+    </w:p>
+    <w:p>
+      <w:pPr>
+        <w:spacing w:after="40" w:before="0"/>
+      </w:pPr>
+      <w:r>
+        <w:t xml:space="preserve">     A. 174</w:t>
+      </w:r>
+    </w:p>
+    <w:p>
+      <w:pPr>
+        <w:spacing w:after="40" w:before="0"/>
+      </w:pPr>
+      <w:r>
+        <w:t xml:space="preserve">     B. 126</w:t>
+      </w:r>
+    </w:p>
+    <w:p>
+      <w:pPr>
+        <w:spacing w:after="40" w:before="0"/>
+      </w:pPr>
+      <w:r>
+        <w:t xml:space="preserve">     C. 210</w:t>
+      </w:r>
+    </w:p>
+    <w:p>
+      <w:pPr>
+        <w:spacing w:after="40" w:before="0"/>
+      </w:pPr>
+      <w:r>
+        <w:t xml:space="preserve">     D. 1,392</w:t>
+      </w:r>
+    </w:p>
+    <w:p>
+      <w:pPr>
+        <w:spacing w:after="60" w:before="120"/>
+      </w:pPr>
+      <w:r>
+        <w:rPr>
+          <w:color w:val="BBBBBB"/>
+        </w:rPr>
+        <w:t xml:space="preserve">______________________________________________________________________</w:t>
+      </w:r>
+    </w:p>
+    <w:p>
+      <w:pPr>
+        <w:spacing w:after="80" w:before="0"/>
+      </w:pPr>
+      <w:r>
+        <w:rPr>
+          <w:b/>
+          <w:bCs/>
+        </w:rPr>
+        <w:t xml:space="preserve">5. Sort each item into the correct group.</w:t>
       </w:r>
     </w:p>
     <w:p>
@@ -1036,55 +976,7 @@
           <w:i/>
           <w:iCs/>
         </w:rPr>
-        <w:t xml:space="preserve">Groups: Greater than 15   |   15 or less</w:t>
-      </w:r>
-    </w:p>
-    <w:p>
-      <w:pPr>
-        <w:spacing w:after="40" w:before="0"/>
-      </w:pPr>
-      <w:r>
-        <w:t xml:space="preserve">   • 5a + 2 = 17   → __________________</w:t>
-      </w:r>
-    </w:p>
-    <w:p>
-      <w:pPr>
-        <w:spacing w:after="40" w:before="0"/>
-      </w:pPr>
-      <w:r>
-        <w:t xml:space="preserve">   • 6a = 18   → __________________</w:t>
-      </w:r>
-    </w:p>
-    <w:p>
-      <w:pPr>
-        <w:spacing w:after="40" w:before="0"/>
-      </w:pPr>
-      <w:r>
-        <w:t xml:space="preserve">   • a² + 7 = 16   → __________________</w:t>
-      </w:r>
-    </w:p>
-    <w:p>
-      <w:pPr>
-        <w:spacing w:after="40" w:before="0"/>
-      </w:pPr>
-      <w:r>
-        <w:t xml:space="preserve">   • 4a − 1 = 11   → __________________</w:t>
-      </w:r>
-    </w:p>
-    <w:p>
-      <w:pPr>
-        <w:spacing w:after="40" w:before="0"/>
-      </w:pPr>
-      <w:r>
-        <w:t xml:space="preserve">   • 2a + 5 = 11   → __________________</w:t>
-      </w:r>
-    </w:p>
-    <w:p>
-      <w:pPr>
-        <w:spacing w:after="40" w:before="0"/>
-      </w:pPr>
-      <w:r>
-        <w:t xml:space="preserve">   • 10 − a = 7   → __________________</w:t>
+        <w:t xml:space="preserve">Groups:    |      |      |   </w:t>
       </w:r>
     </w:p>
     <w:p>
@@ -1107,191 +999,41 @@
           <w:b/>
           <w:bCs/>
         </w:rPr>
-        <w:t xml:space="preserve">5. Match each expression to its value.</w:t>
-      </w:r>
-    </w:p>
-    <w:tbl>
-      <w:tblPr>
-        <w:tblW w:type="pct" w:w="100%"/>
-        <w:tblBorders>
-          <w:top w:val="single" w:color="auto" w:sz="4"/>
-          <w:left w:val="single" w:color="auto" w:sz="4"/>
-          <w:bottom w:val="single" w:color="auto" w:sz="4"/>
-          <w:right w:val="single" w:color="auto" w:sz="4"/>
-          <w:insideH w:val="single" w:color="auto" w:sz="4"/>
-          <w:insideV w:val="single" w:color="auto" w:sz="4"/>
-        </w:tblBorders>
-      </w:tblPr>
-      <w:tblGrid>
-        <w:gridCol w:w="100"/>
-        <w:gridCol w:w="100"/>
-      </w:tblGrid>
-      <w:tr>
-        <w:trPr>
-          <w:tblHeader/>
-        </w:trPr>
-        <w:tc>
-          <w:tcPr>
-            <w:tcW w:type="pct" w:w="50%"/>
-          </w:tcPr>
-          <w:p>
-            <w:r>
-              <w:rPr>
-                <w:b/>
-                <w:bCs/>
-              </w:rPr>
-              <w:t xml:space="preserve">Item</w:t>
-            </w:r>
-          </w:p>
-        </w:tc>
-        <w:tc>
-          <w:tcPr>
-            <w:tcW w:type="pct" w:w="50%"/>
-          </w:tcPr>
-          <w:p>
-            <w:r>
-              <w:rPr>
-                <w:b/>
-                <w:bCs/>
-              </w:rPr>
-              <w:t xml:space="preserve">Answer choices</w:t>
-            </w:r>
-          </w:p>
-        </w:tc>
-      </w:tr>
-      <w:tr>
-        <w:tc>
-          <w:tcPr>
-            <w:tcW w:type="pct" w:w="50%"/>
-          </w:tcPr>
-          <w:p>
-            <w:r>
-              <w:t xml:space="preserve">____  3x when x=4</w:t>
-            </w:r>
-          </w:p>
-        </w:tc>
-        <w:tc>
-          <w:tcPr>
-            <w:tcW w:type="pct" w:w="50%"/>
-          </w:tcPr>
-          <w:p>
-            <w:r>
-              <w:t xml:space="preserve">F. 10</w:t>
-            </w:r>
-          </w:p>
-        </w:tc>
-      </w:tr>
-      <w:tr>
-        <w:tc>
-          <w:tcPr>
-            <w:tcW w:type="pct" w:w="50%"/>
-          </w:tcPr>
-          <w:p>
-            <w:r>
-              <w:t xml:space="preserve">____  x² when x=5</w:t>
-            </w:r>
-          </w:p>
-        </w:tc>
-        <w:tc>
-          <w:tcPr>
-            <w:tcW w:type="pct" w:w="50%"/>
-          </w:tcPr>
-          <w:p>
-            <w:r>
-              <w:t xml:space="preserve">E. 9</w:t>
-            </w:r>
-          </w:p>
-        </w:tc>
-      </w:tr>
-      <w:tr>
-        <w:tc>
-          <w:tcPr>
-            <w:tcW w:type="pct" w:w="50%"/>
-          </w:tcPr>
-          <w:p>
-            <w:r>
-              <w:t xml:space="preserve">____  2x+1 when x=3</w:t>
-            </w:r>
-          </w:p>
-        </w:tc>
-        <w:tc>
-          <w:tcPr>
-            <w:tcW w:type="pct" w:w="50%"/>
-          </w:tcPr>
-          <w:p>
-            <w:r>
-              <w:t xml:space="preserve">D. 5</w:t>
-            </w:r>
-          </w:p>
-        </w:tc>
-      </w:tr>
-      <w:tr>
-        <w:tc>
-          <w:tcPr>
-            <w:tcW w:type="pct" w:w="50%"/>
-          </w:tcPr>
-          <w:p>
-            <w:r>
-              <w:t xml:space="preserve">____  x/2 when x=10</w:t>
-            </w:r>
-          </w:p>
-        </w:tc>
-        <w:tc>
-          <w:tcPr>
-            <w:tcW w:type="pct" w:w="50%"/>
-          </w:tcPr>
-          <w:p>
-            <w:r>
-              <w:t xml:space="preserve">C. 7</w:t>
-            </w:r>
-          </w:p>
-        </w:tc>
-      </w:tr>
-      <w:tr>
-        <w:tc>
-          <w:tcPr>
-            <w:tcW w:type="pct" w:w="50%"/>
-          </w:tcPr>
-          <w:p>
-            <w:r>
-              <w:t xml:space="preserve">____  4x−3 when x=3</w:t>
-            </w:r>
-          </w:p>
-        </w:tc>
-        <w:tc>
-          <w:tcPr>
-            <w:tcW w:type="pct" w:w="50%"/>
-          </w:tcPr>
-          <w:p>
-            <w:r>
-              <w:t xml:space="preserve">B. 25</w:t>
-            </w:r>
-          </w:p>
-        </w:tc>
-      </w:tr>
-      <w:tr>
-        <w:tc>
-          <w:tcPr>
-            <w:tcW w:type="pct" w:w="50%"/>
-          </w:tcPr>
-          <w:p>
-            <w:r>
-              <w:t xml:space="preserve">____  x²+1 when x=3</w:t>
-            </w:r>
-          </w:p>
-        </w:tc>
-        <w:tc>
-          <w:tcPr>
-            <w:tcW w:type="pct" w:w="50%"/>
-          </w:tcPr>
-          <w:p>
-            <w:r>
-              <w:t xml:space="preserve">A. 12</w:t>
-            </w:r>
-          </w:p>
-        </w:tc>
-      </w:tr>
-    </w:tbl>
+        <w:t xml:space="preserve">6. Miguel evaluates 12 − 2 × 3 and gets 30. Margaret gets 6. Who is right?</w:t>
+      </w:r>
+    </w:p>
+    <w:p>
+      <w:pPr>
+        <w:spacing w:after="40" w:before="0"/>
+      </w:pPr>
+      <w:r>
+        <w:t xml:space="preserve">     A. Margaret, because multiplication comes before subtraction</w:t>
+      </w:r>
+    </w:p>
+    <w:p>
+      <w:pPr>
+        <w:spacing w:after="40" w:before="0"/>
+      </w:pPr>
+      <w:r>
+        <w:t xml:space="preserve">     B. Miguel, because he worked left to right</w:t>
+      </w:r>
+    </w:p>
+    <w:p>
+      <w:pPr>
+        <w:spacing w:after="40" w:before="0"/>
+      </w:pPr>
+      <w:r>
+        <w:t xml:space="preserve">     C. Both are right</w:t>
+      </w:r>
+    </w:p>
+    <w:p>
+      <w:pPr>
+        <w:spacing w:after="40" w:before="0"/>
+      </w:pPr>
+      <w:r>
+        <w:t xml:space="preserve">     D. Neither is right</w:t>
+      </w:r>
+    </w:p>
     <w:p>
       <w:pPr>
         <w:spacing w:after="60" w:before="120"/>
@@ -1312,31 +1054,31 @@
           <w:b/>
           <w:bCs/>
         </w:rPr>
-        <w:t xml:space="preserve">6. Spot the Common Mistake</w:t>
-      </w:r>
-    </w:p>
-    <w:p>
-      <w:pPr>
-        <w:spacing w:after="40" w:before="0"/>
-      </w:pPr>
-      <w:r>
-        <w:t xml:space="preserve">   Step 1 (Expression): Evaluate 5n − 3 when n = 6</w:t>
-      </w:r>
-    </w:p>
-    <w:p>
-      <w:pPr>
-        <w:spacing w:after="40" w:before="0"/>
-      </w:pPr>
-      <w:r>
-        <w:t xml:space="preserve">   Step 2 (Substitute): 5(6) − 3</w:t>
-      </w:r>
-    </w:p>
-    <w:p>
-      <w:pPr>
-        <w:spacing w:after="40" w:before="0"/>
-      </w:pPr>
-      <w:r>
-        <w:t xml:space="preserve">   Step 3 (Subtract first): 5 × (6 − 3) = 5 × 3 = 15</w:t>
+        <w:t xml:space="preserve">7. Find the error</w:t>
+      </w:r>
+    </w:p>
+    <w:p>
+      <w:pPr>
+        <w:spacing w:after="40" w:before="0"/>
+      </w:pPr>
+      <w:r>
+        <w:t xml:space="preserve">   Step 1 (Expression): Evaluate 20 − 3²</w:t>
+      </w:r>
+    </w:p>
+    <w:p>
+      <w:pPr>
+        <w:spacing w:after="40" w:before="0"/>
+      </w:pPr>
+      <w:r>
+        <w:t xml:space="preserve">   Step 2 (Step 1): 3² = 6</w:t>
+      </w:r>
+    </w:p>
+    <w:p>
+      <w:pPr>
+        <w:spacing w:after="40" w:before="0"/>
+      </w:pPr>
+      <w:r>
+        <w:t xml:space="preserve">   Step 3 (Step 2): 20 − 6 = 14</w:t>
       </w:r>
     </w:p>
     <w:p>
@@ -1393,39 +1135,39 @@
           <w:b/>
           <w:bCs/>
         </w:rPr>
-        <w:t xml:space="preserve">7. Track 1 — The beat formula is 3x + 5, where x is the number of bass drops. Evaluate 3x + 5 when x = 4.</w:t>
-      </w:r>
-    </w:p>
-    <w:p>
-      <w:pPr>
-        <w:spacing w:after="40" w:before="0"/>
-      </w:pPr>
-      <w:r>
-        <w:t xml:space="preserve">     A. 17</w:t>
-      </w:r>
-    </w:p>
-    <w:p>
-      <w:pPr>
-        <w:spacing w:after="40" w:before="0"/>
-      </w:pPr>
-      <w:r>
-        <w:t xml:space="preserve">     B. 27</w:t>
-      </w:r>
-    </w:p>
-    <w:p>
-      <w:pPr>
-        <w:spacing w:after="40" w:before="0"/>
-      </w:pPr>
-      <w:r>
-        <w:t xml:space="preserve">     C. 12</w:t>
-      </w:r>
-    </w:p>
-    <w:p>
-      <w:pPr>
-        <w:spacing w:after="40" w:before="0"/>
-      </w:pPr>
-      <w:r>
-        <w:t xml:space="preserve">     D. 21</w:t>
+        <w:t xml:space="preserve">8. Evaluate 6 + 2 × 5.</w:t>
+      </w:r>
+    </w:p>
+    <w:p>
+      <w:pPr>
+        <w:spacing w:after="40" w:before="0"/>
+      </w:pPr>
+      <w:r>
+        <w:t xml:space="preserve">     A. 16</w:t>
+      </w:r>
+    </w:p>
+    <w:p>
+      <w:pPr>
+        <w:spacing w:after="40" w:before="0"/>
+      </w:pPr>
+      <w:r>
+        <w:t xml:space="preserve">     B. 40</w:t>
+      </w:r>
+    </w:p>
+    <w:p>
+      <w:pPr>
+        <w:spacing w:after="40" w:before="0"/>
+      </w:pPr>
+      <w:r>
+        <w:t xml:space="preserve">     C. 13</w:t>
+      </w:r>
+    </w:p>
+    <w:p>
+      <w:pPr>
+        <w:spacing w:after="40" w:before="0"/>
+      </w:pPr>
+      <w:r>
+        <w:t xml:space="preserve">     D. 30</w:t>
       </w:r>
     </w:p>
     <w:p>
@@ -1448,7 +1190,7 @@
           <w:b/>
           <w:bCs/>
         </w:rPr>
-        <w:t xml:space="preserve">8. Track 2 — The volume mix is 2(n + 3), where n is the number of monitors. Evaluate 2(n + 3) when n = 5.</w:t>
+        <w:t xml:space="preserve">9. Evaluate 4².</w:t>
       </w:r>
     </w:p>
     <w:p>
@@ -1464,23 +1206,23 @@
         <w:spacing w:after="40" w:before="0"/>
       </w:pPr>
       <w:r>
-        <w:t xml:space="preserve">     B. 13</w:t>
-      </w:r>
-    </w:p>
-    <w:p>
-      <w:pPr>
-        <w:spacing w:after="40" w:before="0"/>
-      </w:pPr>
-      <w:r>
-        <w:t xml:space="preserve">     C. 20</w:t>
-      </w:r>
-    </w:p>
-    <w:p>
-      <w:pPr>
-        <w:spacing w:after="40" w:before="0"/>
-      </w:pPr>
-      <w:r>
-        <w:t xml:space="preserve">     D. 26</w:t>
+        <w:t xml:space="preserve">     B. 8</w:t>
+      </w:r>
+    </w:p>
+    <w:p>
+      <w:pPr>
+        <w:spacing w:after="40" w:before="0"/>
+      </w:pPr>
+      <w:r>
+        <w:t xml:space="preserve">     C. 6</w:t>
+      </w:r>
+    </w:p>
+    <w:p>
+      <w:pPr>
+        <w:spacing w:after="40" w:before="0"/>
+      </w:pPr>
+      <w:r>
+        <w:t xml:space="preserve">     D. 44</w:t>
       </w:r>
     </w:p>
     <w:p>
@@ -1503,246 +1245,41 @@
           <w:b/>
           <w:bCs/>
         </w:rPr>
-        <w:t xml:space="preserve">9. Track 3 — The speaker power is x², where x is the gain setting. Evaluate x² when x = 6.</w:t>
-      </w:r>
-    </w:p>
-    <w:p>
-      <w:pPr>
-        <w:spacing w:after="40" w:before="0"/>
-      </w:pPr>
-      <w:r>
-        <w:t xml:space="preserve">     A. 36</w:t>
-      </w:r>
-    </w:p>
-    <w:p>
-      <w:pPr>
-        <w:spacing w:after="40" w:before="0"/>
-      </w:pPr>
-      <w:r>
-        <w:t xml:space="preserve">     B. 12</w:t>
-      </w:r>
-    </w:p>
-    <w:p>
-      <w:pPr>
-        <w:spacing w:after="40" w:before="0"/>
-      </w:pPr>
-      <w:r>
-        <w:t xml:space="preserve">     C. 18</w:t>
-      </w:r>
-    </w:p>
-    <w:p>
-      <w:pPr>
-        <w:spacing w:after="40" w:before="0"/>
-      </w:pPr>
-      <w:r>
-        <w:t xml:space="preserve">     D. 30</w:t>
-      </w:r>
-    </w:p>
-    <w:p>
-      <w:pPr>
-        <w:spacing w:after="60" w:before="120"/>
-      </w:pPr>
-      <w:r>
-        <w:rPr>
-          <w:color w:val="BBBBBB"/>
-        </w:rPr>
-        <w:t xml:space="preserve">______________________________________________________________________</w:t>
-      </w:r>
-    </w:p>
-    <w:p>
-      <w:pPr>
-        <w:spacing w:after="80" w:before="0"/>
-      </w:pPr>
-      <w:r>
-        <w:rPr>
-          <w:b/>
-          <w:bCs/>
-        </w:rPr>
-        <w:t xml:space="preserve">10. Mixdown — match each expression (with its value plugged in) to the single number it mixes down to.</w:t>
-      </w:r>
-    </w:p>
-    <w:tbl>
-      <w:tblPr>
-        <w:tblW w:type="pct" w:w="100%"/>
-        <w:tblBorders>
-          <w:top w:val="single" w:color="auto" w:sz="4"/>
-          <w:left w:val="single" w:color="auto" w:sz="4"/>
-          <w:bottom w:val="single" w:color="auto" w:sz="4"/>
-          <w:right w:val="single" w:color="auto" w:sz="4"/>
-          <w:insideH w:val="single" w:color="auto" w:sz="4"/>
-          <w:insideV w:val="single" w:color="auto" w:sz="4"/>
-        </w:tblBorders>
-      </w:tblPr>
-      <w:tblGrid>
-        <w:gridCol w:w="100"/>
-        <w:gridCol w:w="100"/>
-      </w:tblGrid>
-      <w:tr>
-        <w:trPr>
-          <w:tblHeader/>
-        </w:trPr>
-        <w:tc>
-          <w:tcPr>
-            <w:tcW w:type="pct" w:w="50%"/>
-          </w:tcPr>
-          <w:p>
-            <w:r>
-              <w:rPr>
-                <w:b/>
-                <w:bCs/>
-              </w:rPr>
-              <w:t xml:space="preserve">Item</w:t>
-            </w:r>
-          </w:p>
-        </w:tc>
-        <w:tc>
-          <w:tcPr>
-            <w:tcW w:type="pct" w:w="50%"/>
-          </w:tcPr>
-          <w:p>
-            <w:r>
-              <w:rPr>
-                <w:b/>
-                <w:bCs/>
-              </w:rPr>
-              <w:t xml:space="preserve">Answer choices</w:t>
-            </w:r>
-          </w:p>
-        </w:tc>
-      </w:tr>
-      <w:tr>
-        <w:tc>
-          <w:tcPr>
-            <w:tcW w:type="pct" w:w="50%"/>
-          </w:tcPr>
-          <w:p>
-            <w:r>
-              <w:t xml:space="preserve">____  3x + 5 when x = 4</w:t>
-            </w:r>
-          </w:p>
-        </w:tc>
-        <w:tc>
-          <w:tcPr>
-            <w:tcW w:type="pct" w:w="50%"/>
-          </w:tcPr>
-          <w:p>
-            <w:r>
-              <w:t xml:space="preserve">F. 29</w:t>
-            </w:r>
-          </w:p>
-        </w:tc>
-      </w:tr>
-      <w:tr>
-        <w:tc>
-          <w:tcPr>
-            <w:tcW w:type="pct" w:w="50%"/>
-          </w:tcPr>
-          <w:p>
-            <w:r>
-              <w:t xml:space="preserve">____  2(n + 3) when n = 5</w:t>
-            </w:r>
-          </w:p>
-        </w:tc>
-        <w:tc>
-          <w:tcPr>
-            <w:tcW w:type="pct" w:w="50%"/>
-          </w:tcPr>
-          <w:p>
-            <w:r>
-              <w:t xml:space="preserve">E. 18</w:t>
-            </w:r>
-          </w:p>
-        </w:tc>
-      </w:tr>
-      <w:tr>
-        <w:tc>
-          <w:tcPr>
-            <w:tcW w:type="pct" w:w="50%"/>
-          </w:tcPr>
-          <w:p>
-            <w:r>
-              <w:t xml:space="preserve">____  x² when x = 6</w:t>
-            </w:r>
-          </w:p>
-        </w:tc>
-        <w:tc>
-          <w:tcPr>
-            <w:tcW w:type="pct" w:w="50%"/>
-          </w:tcPr>
-          <w:p>
-            <w:r>
-              <w:t xml:space="preserve">D. 50</w:t>
-            </w:r>
-          </w:p>
-        </w:tc>
-      </w:tr>
-      <w:tr>
-        <w:tc>
-          <w:tcPr>
-            <w:tcW w:type="pct" w:w="50%"/>
-          </w:tcPr>
-          <w:p>
-            <w:r>
-              <w:t xml:space="preserve">____  10x when x = 5</w:t>
-            </w:r>
-          </w:p>
-        </w:tc>
-        <w:tc>
-          <w:tcPr>
-            <w:tcW w:type="pct" w:w="50%"/>
-          </w:tcPr>
-          <w:p>
-            <w:r>
-              <w:t xml:space="preserve">C. 36</w:t>
-            </w:r>
-          </w:p>
-        </w:tc>
-      </w:tr>
-      <w:tr>
-        <w:tc>
-          <w:tcPr>
-            <w:tcW w:type="pct" w:w="50%"/>
-          </w:tcPr>
-          <w:p>
-            <w:r>
-              <w:t xml:space="preserve">____  6n when n = 3</w:t>
-            </w:r>
-          </w:p>
-        </w:tc>
-        <w:tc>
-          <w:tcPr>
-            <w:tcW w:type="pct" w:w="50%"/>
-          </w:tcPr>
-          <w:p>
-            <w:r>
-              <w:t xml:space="preserve">B. 16</w:t>
-            </w:r>
-          </w:p>
-        </w:tc>
-      </w:tr>
-      <w:tr>
-        <w:tc>
-          <w:tcPr>
-            <w:tcW w:type="pct" w:w="50%"/>
-          </w:tcPr>
-          <w:p>
-            <w:r>
-              <w:t xml:space="preserve">____  n² + 4 when n = 5</w:t>
-            </w:r>
-          </w:p>
-        </w:tc>
-        <w:tc>
-          <w:tcPr>
-            <w:tcW w:type="pct" w:w="50%"/>
-          </w:tcPr>
-          <w:p>
-            <w:r>
-              <w:t xml:space="preserve">A. 17</w:t>
-            </w:r>
-          </w:p>
-        </w:tc>
-      </w:tr>
-    </w:tbl>
+        <w:t xml:space="preserve">10. Which is a numerical expression?</w:t>
+      </w:r>
+    </w:p>
+    <w:p>
+      <w:pPr>
+        <w:spacing w:after="40" w:before="0"/>
+      </w:pPr>
+      <w:r>
+        <w:t xml:space="preserve">     A. 8 × 3 + 2</w:t>
+      </w:r>
+    </w:p>
+    <w:p>
+      <w:pPr>
+        <w:spacing w:after="40" w:before="0"/>
+      </w:pPr>
+      <w:r>
+        <w:t xml:space="preserve">     B. 8 × 3 = 24</w:t>
+      </w:r>
+    </w:p>
+    <w:p>
+      <w:pPr>
+        <w:spacing w:after="40" w:before="0"/>
+      </w:pPr>
+      <w:r>
+        <w:t xml:space="preserve">     C. x + 5</w:t>
+      </w:r>
+    </w:p>
+    <w:p>
+      <w:pPr>
+        <w:spacing w:after="40" w:before="0"/>
+      </w:pPr>
+      <w:r>
+        <w:t xml:space="preserve">     D. 24</w:t>
+      </w:r>
+    </w:p>
     <w:p>
       <w:pPr>
         <w:spacing w:after="60" w:before="120"/>
@@ -1781,7 +1318,7 @@
           <w:b/>
           <w:bCs/>
         </w:rPr>
-        <w:t xml:space="preserve">1. A. 19</w:t>
+        <w:t xml:space="preserve">1. A. 11</w:t>
       </w:r>
     </w:p>
     <w:p>
@@ -1789,7 +1326,7 @@
         <w:spacing w:after="20" w:before="0"/>
       </w:pPr>
       <w:r>
-        <w:t xml:space="preserve">     3(4) + 7 = 12 + 7 = 19.</w:t>
+        <w:t xml:space="preserve">     Multiplication comes before addition: 4 × 2 = 8, then 3 + 8 = 11.</w:t>
       </w:r>
     </w:p>
     <w:p>
@@ -1801,19 +1338,19 @@
           <w:i/>
           <w:iCs/>
         </w:rPr>
-        <w:t xml:space="preserve">     Watch for: A common mistake in Evaluate Expressions is treating a coefficient like an addend instead of a factor — for example, evaluating 3x + 7 when x = 4 as 3 + 4 + 7 = 14 instead of the correct 3(4) + 7 = 12 + 7 = 19. A number written right next to a variable always means multiply, never add. Before you submit, ask: "Did I multiply the coefficient by the value I substituted, or did I accidentally add it?"</w:t>
-      </w:r>
-    </w:p>
-    <w:p>
-      <w:pPr>
-        <w:spacing w:after="40" w:before="0"/>
-      </w:pPr>
-      <w:r>
-        <w:rPr>
-          <w:b/>
-          <w:bCs/>
-        </w:rPr>
-        <w:t xml:space="preserve">2. A. 8</w:t>
+        <w:t xml:space="preserve">     Watch for: A common mistake with powers is multiplying the base by the exponent: reading 3² as 3 × 2 = 6 instead of 3 × 3 = 9. A second is evaluating strictly left to right, so 3 + 4 × 2 becomes 14 instead of 11. The order of operations exists so one expression has exactly one value: grouping symbols, then powers, then × and ÷ left to right, then + and − left to right.</w:t>
+      </w:r>
+    </w:p>
+    <w:p>
+      <w:pPr>
+        <w:spacing w:after="40" w:before="0"/>
+      </w:pPr>
+      <w:r>
+        <w:rPr>
+          <w:b/>
+          <w:bCs/>
+        </w:rPr>
+        <w:t xml:space="preserve">2. A. 2 × 2 × 2</w:t>
       </w:r>
     </w:p>
     <w:p>
@@ -1821,7 +1358,7 @@
         <w:spacing w:after="20" w:before="0"/>
       </w:pPr>
       <w:r>
-        <w:t xml:space="preserve">     20 − 2(6) = 20 − 12 = 8.</w:t>
+        <w:t xml:space="preserve">     The exponent says how many times the base is used as a factor, so 2³ = 2 × 2 × 2 = 8.</w:t>
       </w:r>
     </w:p>
     <w:p>
@@ -1833,19 +1370,19 @@
           <w:i/>
           <w:iCs/>
         </w:rPr>
-        <w:t xml:space="preserve">     Watch for: A common mistake in Evaluate Expressions is treating a coefficient like an addend instead of a factor — for example, evaluating 3x + 7 when x = 4 as 3 + 4 + 7 = 14 instead of the correct 3(4) + 7 = 12 + 7 = 19. A number written right next to a variable always means multiply, never add. Before you submit, ask: "Did I multiply the coefficient by the value I substituted, or did I accidentally add it?"</w:t>
-      </w:r>
-    </w:p>
-    <w:p>
-      <w:pPr>
-        <w:spacing w:after="40" w:before="0"/>
-      </w:pPr>
-      <w:r>
-        <w:rPr>
-          <w:b/>
-          <w:bCs/>
-        </w:rPr>
-        <w:t xml:space="preserve">3. Evaluate each expression for the given value of the variable.</w:t>
+        <w:t xml:space="preserve">     Watch for: A common mistake with powers is multiplying the base by the exponent: reading 3² as 3 × 2 = 6 instead of 3 × 3 = 9. A second is evaluating strictly left to right, so 3 + 4 × 2 becomes 14 instead of 11. The order of operations exists so one expression has exactly one value: grouping symbols, then powers, then × and ÷ left to right, then + and − left to right.</w:t>
+      </w:r>
+    </w:p>
+    <w:p>
+      <w:pPr>
+        <w:spacing w:after="40" w:before="0"/>
+      </w:pPr>
+      <w:r>
+        <w:rPr>
+          <w:b/>
+          <w:bCs/>
+        </w:rPr>
+        <w:t xml:space="preserve">3. Sofia buys 2 member tickets ($15), 4 non-member tickets ($20), and 8 student tickets (2³ dollars). Build the total.</w:t>
       </w:r>
     </w:p>
     <w:p>
@@ -1853,7 +1390,7 @@
         <w:spacing w:after="20" w:before="0"/>
       </w:pPr>
       <w:r>
-        <w:t xml:space="preserve">     5n − 3 — Result: 27</w:t>
+        <w:t xml:space="preserve">     Non-member — Cost: 80</w:t>
       </w:r>
     </w:p>
     <w:p>
@@ -1861,7 +1398,27 @@
         <w:spacing w:after="20" w:before="0"/>
       </w:pPr>
       <w:r>
-        <w:t xml:space="preserve">     n² + 4 — Result: 13</w:t>
+        <w:t xml:space="preserve">     Student — Cost: 64</w:t>
+      </w:r>
+    </w:p>
+    <w:p>
+      <w:pPr>
+        <w:spacing w:after="40" w:before="0"/>
+      </w:pPr>
+      <w:r>
+        <w:t xml:space="preserve"/>
+      </w:r>
+    </w:p>
+    <w:p>
+      <w:pPr>
+        <w:spacing w:after="40" w:before="0"/>
+      </w:pPr>
+      <w:r>
+        <w:rPr>
+          <w:b/>
+          <w:bCs/>
+        </w:rPr>
+        <w:t xml:space="preserve">4. A. 174</w:t>
       </w:r>
     </w:p>
     <w:p>
@@ -1869,215 +1426,7 @@
         <w:spacing w:after="20" w:before="0"/>
       </w:pPr>
       <w:r>
-        <w:t xml:space="preserve">     2(n + 8) — Result: 26</w:t>
-      </w:r>
-    </w:p>
-    <w:p>
-      <w:pPr>
-        <w:spacing w:after="20" w:before="0"/>
-      </w:pPr>
-      <w:r>
-        <w:t xml:space="preserve">     40 − 3n — Result: 19</w:t>
-      </w:r>
-    </w:p>
-    <w:p>
-      <w:pPr>
-        <w:spacing w:after="40" w:before="0"/>
-      </w:pPr>
-      <w:r>
-        <w:t xml:space="preserve"/>
-      </w:r>
-    </w:p>
-    <w:p>
-      <w:pPr>
-        <w:spacing w:after="40" w:before="0"/>
-      </w:pPr>
-      <w:r>
-        <w:rPr>
-          <w:b/>
-          <w:bCs/>
-        </w:rPr>
-        <w:t xml:space="preserve">4. Correct groups:</w:t>
-      </w:r>
-    </w:p>
-    <w:p>
-      <w:pPr>
-        <w:spacing w:after="20" w:before="0"/>
-      </w:pPr>
-      <w:r>
-        <w:t xml:space="preserve">     5a + 2 = 17 → Greater than 15</w:t>
-      </w:r>
-    </w:p>
-    <w:p>
-      <w:pPr>
-        <w:spacing w:after="20" w:before="0"/>
-      </w:pPr>
-      <w:r>
-        <w:t xml:space="preserve">     6a = 18 → Greater than 15</w:t>
-      </w:r>
-    </w:p>
-    <w:p>
-      <w:pPr>
-        <w:spacing w:after="20" w:before="0"/>
-      </w:pPr>
-      <w:r>
-        <w:t xml:space="preserve">     a² + 7 = 16 → Greater than 15</w:t>
-      </w:r>
-    </w:p>
-    <w:p>
-      <w:pPr>
-        <w:spacing w:after="20" w:before="0"/>
-      </w:pPr>
-      <w:r>
-        <w:t xml:space="preserve">     4a − 1 = 11 → 15 or less</w:t>
-      </w:r>
-    </w:p>
-    <w:p>
-      <w:pPr>
-        <w:spacing w:after="20" w:before="0"/>
-      </w:pPr>
-      <w:r>
-        <w:t xml:space="preserve">     2a + 5 = 11 → 15 or less</w:t>
-      </w:r>
-    </w:p>
-    <w:p>
-      <w:pPr>
-        <w:spacing w:after="20" w:before="0"/>
-      </w:pPr>
-      <w:r>
-        <w:t xml:space="preserve">     10 − a = 7 → 15 or less</w:t>
-      </w:r>
-    </w:p>
-    <w:p>
-      <w:pPr>
-        <w:spacing w:after="40" w:before="0"/>
-      </w:pPr>
-      <w:r>
-        <w:t xml:space="preserve"/>
-      </w:r>
-    </w:p>
-    <w:p>
-      <w:pPr>
-        <w:spacing w:after="40" w:before="0"/>
-      </w:pPr>
-      <w:r>
-        <w:rPr>
-          <w:b/>
-          <w:bCs/>
-        </w:rPr>
-        <w:t xml:space="preserve">5. Matches:</w:t>
-      </w:r>
-    </w:p>
-    <w:p>
-      <w:pPr>
-        <w:spacing w:after="20" w:before="0"/>
-      </w:pPr>
-      <w:r>
-        <w:t xml:space="preserve">     3x when x=4 → 12</w:t>
-      </w:r>
-    </w:p>
-    <w:p>
-      <w:pPr>
-        <w:spacing w:after="20" w:before="0"/>
-      </w:pPr>
-      <w:r>
-        <w:t xml:space="preserve">     x² when x=5 → 25</w:t>
-      </w:r>
-    </w:p>
-    <w:p>
-      <w:pPr>
-        <w:spacing w:after="20" w:before="0"/>
-      </w:pPr>
-      <w:r>
-        <w:t xml:space="preserve">     2x+1 when x=3 → 7</w:t>
-      </w:r>
-    </w:p>
-    <w:p>
-      <w:pPr>
-        <w:spacing w:after="20" w:before="0"/>
-      </w:pPr>
-      <w:r>
-        <w:t xml:space="preserve">     x/2 when x=10 → 5</w:t>
-      </w:r>
-    </w:p>
-    <w:p>
-      <w:pPr>
-        <w:spacing w:after="20" w:before="0"/>
-      </w:pPr>
-      <w:r>
-        <w:t xml:space="preserve">     4x−3 when x=3 → 9</w:t>
-      </w:r>
-    </w:p>
-    <w:p>
-      <w:pPr>
-        <w:spacing w:after="20" w:before="0"/>
-      </w:pPr>
-      <w:r>
-        <w:t xml:space="preserve">     x²+1 when x=3 → 10</w:t>
-      </w:r>
-    </w:p>
-    <w:p>
-      <w:pPr>
-        <w:spacing w:after="40" w:before="0"/>
-      </w:pPr>
-      <w:r>
-        <w:t xml:space="preserve"/>
-      </w:r>
-    </w:p>
-    <w:p>
-      <w:pPr>
-        <w:spacing w:after="40" w:before="0"/>
-      </w:pPr>
-      <w:r>
-        <w:rPr>
-          <w:b/>
-          <w:bCs/>
-        </w:rPr>
-        <w:t xml:space="preserve">6. Spot the Common Mistake</w:t>
-      </w:r>
-    </w:p>
-    <w:p>
-      <w:pPr>
-        <w:spacing w:after="20" w:before="0"/>
-      </w:pPr>
-      <w:r>
-        <w:t xml:space="preserve">     The mistake is in Step 3.</w:t>
-      </w:r>
-    </w:p>
-    <w:p>
-      <w:pPr>
-        <w:spacing w:after="20" w:before="0"/>
-      </w:pPr>
-      <w:r>
-        <w:t xml:space="preserve">     Correct work: 5(6) − 3 = 30 − 3 = 27. Follow the order of operations: multiply 5 × 6 = 30 FIRST, then subtract 3. There are no parentheses around 6 − 3, so you cannot subtract before multiplying.</w:t>
-      </w:r>
-    </w:p>
-    <w:p>
-      <w:pPr>
-        <w:spacing w:after="80" w:before="0"/>
-      </w:pPr>
-      <w:r>
-        <w:t xml:space="preserve">     Watch for: The step subtracted before multiplying, which would only be allowed if parentheses grouped 6 − 3. In 5(6) − 3 the multiplication comes first: 30 − 3 = 27. Inventing that grouping turned the problem into 5(6 − 3) and produced 15 instead.</w:t>
-      </w:r>
-    </w:p>
-    <w:p>
-      <w:pPr>
-        <w:spacing w:after="40" w:before="0"/>
-      </w:pPr>
-      <w:r>
-        <w:rPr>
-          <w:b/>
-          <w:bCs/>
-        </w:rPr>
-        <w:t xml:space="preserve">7. A. 17</w:t>
-      </w:r>
-    </w:p>
-    <w:p>
-      <w:pPr>
-        <w:spacing w:after="20" w:before="0"/>
-      </w:pPr>
-      <w:r>
-        <w:t xml:space="preserve">     Substitute x = 4: 3(4) + 5. Multiply first: 3 × 4 = 12. Then add: 12 + 5 = 17.</w:t>
+        <w:t xml:space="preserve">     Power first: 2³ = 8. Multiply: 30, 80, 64. Add: 30 + 80 + 64 = 174.</w:t>
       </w:r>
     </w:p>
     <w:p>
@@ -2089,19 +1438,39 @@
           <w:i/>
           <w:iCs/>
         </w:rPr>
-        <w:t xml:space="preserve">     Watch for: A common mistake in Evaluate Expressions is treating a coefficient like an addend instead of a factor — for example, evaluating 3x + 7 when x = 4 as 3 + 4 + 7 = 14 instead of the correct 3(4) + 7 = 12 + 7 = 19. A number written right next to a variable always means multiply, never add. Before you submit, ask: "Did I multiply the coefficient by the value I substituted, or did I accidentally add it?"</w:t>
-      </w:r>
-    </w:p>
-    <w:p>
-      <w:pPr>
-        <w:spacing w:after="40" w:before="0"/>
-      </w:pPr>
-      <w:r>
-        <w:rPr>
-          <w:b/>
-          <w:bCs/>
-        </w:rPr>
-        <w:t xml:space="preserve">8. A. 16</w:t>
+        <w:t xml:space="preserve">     Watch for: A common mistake with powers is multiplying the base by the exponent: reading 3² as 3 × 2 = 6 instead of 3 × 3 = 9. A second is evaluating strictly left to right, so 3 + 4 × 2 becomes 14 instead of 11. The order of operations exists so one expression has exactly one value: grouping symbols, then powers, then × and ÷ left to right, then + and − left to right.</w:t>
+      </w:r>
+    </w:p>
+    <w:p>
+      <w:pPr>
+        <w:spacing w:after="40" w:before="0"/>
+      </w:pPr>
+      <w:r>
+        <w:rPr>
+          <w:b/>
+          <w:bCs/>
+        </w:rPr>
+        <w:t xml:space="preserve">5. Correct groups:</w:t>
+      </w:r>
+    </w:p>
+    <w:p>
+      <w:pPr>
+        <w:spacing w:after="40" w:before="0"/>
+      </w:pPr>
+      <w:r>
+        <w:t xml:space="preserve"/>
+      </w:r>
+    </w:p>
+    <w:p>
+      <w:pPr>
+        <w:spacing w:after="40" w:before="0"/>
+      </w:pPr>
+      <w:r>
+        <w:rPr>
+          <w:b/>
+          <w:bCs/>
+        </w:rPr>
+        <w:t xml:space="preserve">6. A. Margaret, because multiplication comes before subtraction</w:t>
       </w:r>
     </w:p>
     <w:p>
@@ -2109,7 +1478,7 @@
         <w:spacing w:after="20" w:before="0"/>
       </w:pPr>
       <w:r>
-        <w:t xml:space="preserve">     Substitute n = 5: 2(5 + 3). Do the parentheses first: 5 + 3 = 8. Then multiply: 2 × 8 = 16.</w:t>
+        <w:t xml:space="preserve">     Multiplying first gives 2 × 3 = 6, then 12 − 6 = 6. Miguel subtracted first, getting 10 × 3 = 30.</w:t>
       </w:r>
     </w:p>
     <w:p>
@@ -2121,19 +1490,19 @@
           <w:i/>
           <w:iCs/>
         </w:rPr>
-        <w:t xml:space="preserve">     Watch for: A common mistake in Evaluate Expressions is treating a coefficient like an addend instead of a factor — for example, evaluating 3x + 7 when x = 4 as 3 + 4 + 7 = 14 instead of the correct 3(4) + 7 = 12 + 7 = 19. A number written right next to a variable always means multiply, never add. Before you submit, ask: "Did I multiply the coefficient by the value I substituted, or did I accidentally add it?"</w:t>
-      </w:r>
-    </w:p>
-    <w:p>
-      <w:pPr>
-        <w:spacing w:after="40" w:before="0"/>
-      </w:pPr>
-      <w:r>
-        <w:rPr>
-          <w:b/>
-          <w:bCs/>
-        </w:rPr>
-        <w:t xml:space="preserve">9. A. 36</w:t>
+        <w:t xml:space="preserve">     Watch for: A common mistake with powers is multiplying the base by the exponent: reading 3² as 3 × 2 = 6 instead of 3 × 3 = 9. A second is evaluating strictly left to right, so 3 + 4 × 2 becomes 14 instead of 11. The order of operations exists so one expression has exactly one value: grouping symbols, then powers, then × and ÷ left to right, then + and − left to right.</w:t>
+      </w:r>
+    </w:p>
+    <w:p>
+      <w:pPr>
+        <w:spacing w:after="40" w:before="0"/>
+      </w:pPr>
+      <w:r>
+        <w:rPr>
+          <w:b/>
+          <w:bCs/>
+        </w:rPr>
+        <w:t xml:space="preserve">7. Find the error</w:t>
       </w:r>
     </w:p>
     <w:p>
@@ -2141,7 +1510,43 @@
         <w:spacing w:after="20" w:before="0"/>
       </w:pPr>
       <w:r>
-        <w:t xml:space="preserve">     x² means x times itself. Substitute x = 6: 6² = 6 × 6 = 36.</w:t>
+        <w:t xml:space="preserve">     The mistake is in Step 2.</w:t>
+      </w:r>
+    </w:p>
+    <w:p>
+      <w:pPr>
+        <w:spacing w:after="20" w:before="0"/>
+      </w:pPr>
+      <w:r>
+        <w:t xml:space="preserve">     Correct work: Step 1 multiplies the base by the exponent. A power is repeated multiplication: 3² = 3 × 3 = 9, so the expression evaluates to 20 − 9 = 11.</w:t>
+      </w:r>
+    </w:p>
+    <w:p>
+      <w:pPr>
+        <w:spacing w:after="80" w:before="0"/>
+      </w:pPr>
+      <w:r>
+        <w:t xml:space="preserve">     Watch for: Step 2's arithmetic is fine — the error is entirely in what 3² means. Reading an exponent as a multiplier is the most common power mistake.</w:t>
+      </w:r>
+    </w:p>
+    <w:p>
+      <w:pPr>
+        <w:spacing w:after="40" w:before="0"/>
+      </w:pPr>
+      <w:r>
+        <w:rPr>
+          <w:b/>
+          <w:bCs/>
+        </w:rPr>
+        <w:t xml:space="preserve">8. A. 16</w:t>
+      </w:r>
+    </w:p>
+    <w:p>
+      <w:pPr>
+        <w:spacing w:after="20" w:before="0"/>
+      </w:pPr>
+      <w:r>
+        <w:t xml:space="preserve">     Multiply first: 2 × 5 = 10, then 6 + 10 = 16.</w:t>
       </w:r>
     </w:p>
     <w:p>
@@ -2153,19 +1558,19 @@
           <w:i/>
           <w:iCs/>
         </w:rPr>
-        <w:t xml:space="preserve">     Watch for: A common mistake in Evaluate Expressions is treating a coefficient like an addend instead of a factor — for example, evaluating 3x + 7 when x = 4 as 3 + 4 + 7 = 14 instead of the correct 3(4) + 7 = 12 + 7 = 19. A number written right next to a variable always means multiply, never add. Before you submit, ask: "Did I multiply the coefficient by the value I substituted, or did I accidentally add it?"</w:t>
-      </w:r>
-    </w:p>
-    <w:p>
-      <w:pPr>
-        <w:spacing w:after="40" w:before="0"/>
-      </w:pPr>
-      <w:r>
-        <w:rPr>
-          <w:b/>
-          <w:bCs/>
-        </w:rPr>
-        <w:t xml:space="preserve">10. Matches:</w:t>
+        <w:t xml:space="preserve">     Watch for: A common mistake with powers is multiplying the base by the exponent: reading 3² as 3 × 2 = 6 instead of 3 × 3 = 9. A second is evaluating strictly left to right, so 3 + 4 × 2 becomes 14 instead of 11. The order of operations exists so one expression has exactly one value: grouping symbols, then powers, then × and ÷ left to right, then + and − left to right.</w:t>
+      </w:r>
+    </w:p>
+    <w:p>
+      <w:pPr>
+        <w:spacing w:after="40" w:before="0"/>
+      </w:pPr>
+      <w:r>
+        <w:rPr>
+          <w:b/>
+          <w:bCs/>
+        </w:rPr>
+        <w:t xml:space="preserve">9. A. 16</w:t>
       </w:r>
     </w:p>
     <w:p>
@@ -2173,7 +1578,31 @@
         <w:spacing w:after="20" w:before="0"/>
       </w:pPr>
       <w:r>
-        <w:t xml:space="preserve">     3x + 5 when x = 4 → 17</w:t>
+        <w:t xml:space="preserve">     4² = 4 × 4 = 16.</w:t>
+      </w:r>
+    </w:p>
+    <w:p>
+      <w:pPr>
+        <w:spacing w:after="80" w:before="0"/>
+      </w:pPr>
+      <w:r>
+        <w:rPr>
+          <w:i/>
+          <w:iCs/>
+        </w:rPr>
+        <w:t xml:space="preserve">     Watch for: A common mistake with powers is multiplying the base by the exponent: reading 3² as 3 × 2 = 6 instead of 3 × 3 = 9. A second is evaluating strictly left to right, so 3 + 4 × 2 becomes 14 instead of 11. The order of operations exists so one expression has exactly one value: grouping symbols, then powers, then × and ÷ left to right, then + and − left to right.</w:t>
+      </w:r>
+    </w:p>
+    <w:p>
+      <w:pPr>
+        <w:spacing w:after="40" w:before="0"/>
+      </w:pPr>
+      <w:r>
+        <w:rPr>
+          <w:b/>
+          <w:bCs/>
+        </w:rPr>
+        <w:t xml:space="preserve">10. A. 8 × 3 + 2</w:t>
       </w:r>
     </w:p>
     <w:p>
@@ -2181,47 +1610,19 @@
         <w:spacing w:after="20" w:before="0"/>
       </w:pPr>
       <w:r>
-        <w:t xml:space="preserve">     2(n + 3) when n = 5 → 16</w:t>
-      </w:r>
-    </w:p>
-    <w:p>
-      <w:pPr>
-        <w:spacing w:after="20" w:before="0"/>
-      </w:pPr>
-      <w:r>
-        <w:t xml:space="preserve">     x² when x = 6 → 36</w:t>
-      </w:r>
-    </w:p>
-    <w:p>
-      <w:pPr>
-        <w:spacing w:after="20" w:before="0"/>
-      </w:pPr>
-      <w:r>
-        <w:t xml:space="preserve">     10x when x = 5 → 50</w:t>
-      </w:r>
-    </w:p>
-    <w:p>
-      <w:pPr>
-        <w:spacing w:after="20" w:before="0"/>
-      </w:pPr>
-      <w:r>
-        <w:t xml:space="preserve">     6n when n = 3 → 18</w:t>
-      </w:r>
-    </w:p>
-    <w:p>
-      <w:pPr>
-        <w:spacing w:after="20" w:before="0"/>
-      </w:pPr>
-      <w:r>
-        <w:t xml:space="preserve">     n² + 4 when n = 5 → 29</w:t>
-      </w:r>
-    </w:p>
-    <w:p>
-      <w:pPr>
-        <w:spacing w:after="40" w:before="0"/>
-      </w:pPr>
-      <w:r>
-        <w:t xml:space="preserve"/>
+        <w:t xml:space="preserve">     A numerical expression is numbers and operations with no equal sign and no variable.</w:t>
+      </w:r>
+    </w:p>
+    <w:p>
+      <w:pPr>
+        <w:spacing w:after="80" w:before="0"/>
+      </w:pPr>
+      <w:r>
+        <w:rPr>
+          <w:i/>
+          <w:iCs/>
+        </w:rPr>
+        <w:t xml:space="preserve">     Watch for: A common mistake with powers is multiplying the base by the exponent: reading 3² as 3 × 2 = 6 instead of 3 × 3 = 9. A second is evaluating strictly left to right, so 3 + 4 × 2 becomes 14 instead of 11. The order of operations exists so one expression has exactly one value: grouping symbols, then powers, then × and ÷ left to right, then + and − left to right.</w:t>
       </w:r>
     </w:p>
     <w:sectPr>
